--- a/PE_ON_1_PE_ Song/de3.docx
+++ b/PE_ON_1_PE_ Song/de3.docx
@@ -1,6 +1,6 @@
 
 <file path=word/document.xml><?xml version="1.0" encoding="utf-8"?>
-<w:document xmlns:wpc="http://schemas.microsoft.com/office/word/2010/wordprocessingCanvas" xmlns:cx="http://schemas.microsoft.com/office/drawing/2014/chartex" xmlns:cx1="http://schemas.microsoft.com/office/drawing/2015/9/8/chartex" xmlns:cx2="http://schemas.microsoft.com/office/drawing/2015/10/21/chartex" xmlns:cx3="http://schemas.microsoft.com/office/drawing/2016/5/9/chartex" xmlns:cx4="http://schemas.microsoft.com/office/drawing/2016/5/10/chartex" xmlns:cx5="http://schemas.microsoft.com/office/drawing/2016/5/11/chartex" xmlns:cx6="http://schemas.microsoft.com/office/drawing/2016/5/12/chartex" xmlns:cx7="http://schemas.microsoft.com/office/drawing/2016/5/13/chartex" xmlns:cx8="http://schemas.microsoft.com/office/drawing/2016/5/14/chartex" xmlns:mc="http://schemas.openxmlformats.org/markup-compatibility/2006" xmlns:aink="http://schemas.microsoft.com/office/drawing/2016/ink" xmlns:am3d="http://schemas.microsoft.com/office/drawing/2017/model3d" xmlns:o="urn:schemas-microsoft-com:office:office" xmlns:oel="http://schemas.microsoft.com/office/2019/extlst" xmlns:r="http://schemas.openxmlformats.org/officeDocument/2006/relationships" xmlns:m="http://schemas.openxmlformats.org/officeDocument/2006/math" xmlns:v="urn:schemas-microsoft-com:vml" xmlns:wp14="http://schemas.microsoft.com/office/word/2010/wordprocessingDrawing" xmlns:wp="http://schemas.openxmlformats.org/drawingml/2006/wordprocessingDrawing" xmlns:w10="urn:schemas-microsoft-com:office:word" xmlns:w="http://schemas.openxmlformats.org/wordprocessingml/2006/main" xmlns:w14="http://schemas.microsoft.com/office/word/2010/wordml" xmlns:w15="http://schemas.microsoft.com/office/word/2012/wordml" xmlns:w16cex="http://schemas.microsoft.com/office/word/2018/wordml/cex" xmlns:w16cid="http://schemas.microsoft.com/office/word/2016/wordml/cid" xmlns:w16="http://schemas.microsoft.com/office/word/2018/wordml" xmlns:w16du="http://schemas.microsoft.com/office/word/2023/wordml/word16du" xmlns:w16sdtdh="http://schemas.microsoft.com/office/word/2020/wordml/sdtdatahash" xmlns:w16se="http://schemas.microsoft.com/office/word/2015/wordml/symex" xmlns:wpg="http://schemas.microsoft.com/office/word/2010/wordprocessingGroup" xmlns:wpi="http://schemas.microsoft.com/office/word/2010/wordprocessingInk" xmlns:wne="http://schemas.microsoft.com/office/word/2006/wordml" xmlns:wps="http://schemas.microsoft.com/office/word/2010/wordprocessingShape" mc:Ignorable="w14 w15 w16se w16cid w16 w16cex w16sdtdh w16du wp14">
+<w:document xmlns:wpc="http://schemas.microsoft.com/office/word/2010/wordprocessingCanvas" xmlns:cx="http://schemas.microsoft.com/office/drawing/2014/chartex" xmlns:cx1="http://schemas.microsoft.com/office/drawing/2015/9/8/chartex" xmlns:cx2="http://schemas.microsoft.com/office/drawing/2015/10/21/chartex" xmlns:cx3="http://schemas.microsoft.com/office/drawing/2016/5/9/chartex" xmlns:cx4="http://schemas.microsoft.com/office/drawing/2016/5/10/chartex" xmlns:cx5="http://schemas.microsoft.com/office/drawing/2016/5/11/chartex" xmlns:cx6="http://schemas.microsoft.com/office/drawing/2016/5/12/chartex" xmlns:cx7="http://schemas.microsoft.com/office/drawing/2016/5/13/chartex" xmlns:cx8="http://schemas.microsoft.com/office/drawing/2016/5/14/chartex" xmlns:mc="http://schemas.openxmlformats.org/markup-compatibility/2006" xmlns:aink="http://schemas.microsoft.com/office/drawing/2016/ink" xmlns:am3d="http://schemas.microsoft.com/office/drawing/2017/model3d" xmlns:o="urn:schemas-microsoft-com:office:office" xmlns:oel="http://schemas.microsoft.com/office/2019/extlst" xmlns:r="http://schemas.openxmlformats.org/officeDocument/2006/relationships" xmlns:m="http://schemas.openxmlformats.org/officeDocument/2006/math" xmlns:v="urn:schemas-microsoft-com:vml" xmlns:wp14="http://schemas.microsoft.com/office/word/2010/wordprocessingDrawing" xmlns:wp="http://schemas.openxmlformats.org/drawingml/2006/wordprocessingDrawing" xmlns:w10="urn:schemas-microsoft-com:office:word" xmlns:w="http://schemas.openxmlformats.org/wordprocessingml/2006/main" xmlns:w14="http://schemas.microsoft.com/office/word/2010/wordml" xmlns:w15="http://schemas.microsoft.com/office/word/2012/wordml" xmlns:w16cex="http://schemas.microsoft.com/office/word/2018/wordml/cex" xmlns:w16cid="http://schemas.microsoft.com/office/word/2016/wordml/cid" xmlns:w16="http://schemas.microsoft.com/office/word/2018/wordml" xmlns:w16sdtdh="http://schemas.microsoft.com/office/word/2020/wordml/sdtdatahash" xmlns:w16se="http://schemas.microsoft.com/office/word/2015/wordml/symex" xmlns:wpg="http://schemas.microsoft.com/office/word/2010/wordprocessingGroup" xmlns:wpi="http://schemas.microsoft.com/office/word/2010/wordprocessingInk" xmlns:wne="http://schemas.microsoft.com/office/word/2006/wordml" xmlns:wps="http://schemas.microsoft.com/office/word/2010/wordprocessingShape" mc:Ignorable="w14 w15 w16se w16cid w16 w16cex w16sdtdh wp14">
   <w:body>
     <w:p>
       <w:pPr>
@@ -106,242 +106,202 @@
     </w:p>
     <w:p>
       <w:pPr>
-        <w:spacing w:before="100" w:beforeAutospacing="1" w:after="100" w:afterAutospacing="1"/>
-        <w:rPr>
-          <w:rFonts w:ascii="Times New Roman" w:eastAsia="Times New Roman" w:hAnsi="Times New Roman" w:cs="Times New Roman"/>
-          <w:kern w:val="0"/>
-          <w14:ligatures w14:val="none"/>
-        </w:rPr>
-      </w:pPr>
-      <w:r>
-        <w:rPr>
-          <w:rFonts w:ascii="Courier New" w:eastAsia="Times New Roman" w:hAnsi="Courier New" w:cs="Courier New"/>
-          <w:kern w:val="0"/>
-          <w:sz w:val="20"/>
-          <w:szCs w:val="20"/>
-          <w14:ligatures w14:val="none"/>
-        </w:rPr>
-        <w:t>id=S</w:t>
-      </w:r>
-      <w:proofErr w:type="gramStart"/>
-      <w:r>
-        <w:rPr>
-          <w:rFonts w:ascii="Courier New" w:eastAsia="Times New Roman" w:hAnsi="Courier New" w:cs="Courier New"/>
-          <w:kern w:val="0"/>
-          <w:sz w:val="20"/>
-          <w:szCs w:val="20"/>
-          <w14:ligatures w14:val="none"/>
-        </w:rPr>
-        <w:t>1</w:t>
-      </w:r>
-      <w:r>
-        <w:rPr>
-          <w:rFonts w:ascii="Courier New" w:eastAsia="Times New Roman" w:hAnsi="Courier New" w:cs="Courier New"/>
-          <w:kern w:val="0"/>
-          <w:sz w:val="20"/>
-          <w:szCs w:val="20"/>
-          <w14:ligatures w14:val="none"/>
-        </w:rPr>
-        <w:t>;</w:t>
-      </w:r>
-      <w:r>
-        <w:rPr>
-          <w:rFonts w:ascii="Courier New" w:eastAsia="Times New Roman" w:hAnsi="Courier New" w:cs="Courier New"/>
-          <w:kern w:val="0"/>
-          <w:sz w:val="20"/>
-          <w:szCs w:val="20"/>
-          <w14:ligatures w14:val="none"/>
-        </w:rPr>
-        <w:t>songName</w:t>
-      </w:r>
-      <w:proofErr w:type="gramEnd"/>
-      <w:r>
-        <w:rPr>
-          <w:rFonts w:ascii="Courier New" w:eastAsia="Times New Roman" w:hAnsi="Courier New" w:cs="Courier New"/>
-          <w:kern w:val="0"/>
-          <w:sz w:val="20"/>
-          <w:szCs w:val="20"/>
-          <w14:ligatures w14:val="none"/>
-        </w:rPr>
-        <w:t xml:space="preserve">=Lemon </w:t>
-      </w:r>
-      <w:proofErr w:type="spellStart"/>
-      <w:r>
-        <w:rPr>
-          <w:rFonts w:ascii="Courier New" w:eastAsia="Times New Roman" w:hAnsi="Courier New" w:cs="Courier New"/>
-          <w:kern w:val="0"/>
-          <w:sz w:val="20"/>
-          <w:szCs w:val="20"/>
-          <w14:ligatures w14:val="none"/>
-        </w:rPr>
-        <w:t>Tree</w:t>
-      </w:r>
-      <w:r>
-        <w:rPr>
-          <w:rFonts w:ascii="Courier New" w:eastAsia="Times New Roman" w:hAnsi="Courier New" w:cs="Courier New"/>
-          <w:kern w:val="0"/>
-          <w:sz w:val="20"/>
-          <w:szCs w:val="20"/>
-          <w14:ligatures w14:val="none"/>
-        </w:rPr>
-        <w:t>;</w:t>
-      </w:r>
-      <w:r>
-        <w:rPr>
-          <w:rFonts w:ascii="Courier New" w:eastAsia="Times New Roman" w:hAnsi="Courier New" w:cs="Courier New"/>
-          <w:kern w:val="0"/>
-          <w:sz w:val="20"/>
-          <w:szCs w:val="20"/>
-          <w14:ligatures w14:val="none"/>
-        </w:rPr>
-        <w:t>releaseDate</w:t>
-      </w:r>
-      <w:proofErr w:type="spellEnd"/>
-      <w:r>
-        <w:rPr>
-          <w:rFonts w:ascii="Courier New" w:eastAsia="Times New Roman" w:hAnsi="Courier New" w:cs="Courier New"/>
-          <w:kern w:val="0"/>
-          <w:sz w:val="20"/>
-          <w:szCs w:val="20"/>
-          <w14:ligatures w14:val="none"/>
-        </w:rPr>
-        <w:t>=22-08-2024</w:t>
-      </w:r>
-      <w:r>
-        <w:rPr>
-          <w:rFonts w:ascii="Courier New" w:eastAsia="Times New Roman" w:hAnsi="Courier New" w:cs="Courier New"/>
-          <w:kern w:val="0"/>
-          <w:sz w:val="20"/>
-          <w:szCs w:val="20"/>
-          <w14:ligatures w14:val="none"/>
-        </w:rPr>
-        <w:t>;</w:t>
-      </w:r>
-      <w:r>
-        <w:rPr>
-          <w:rFonts w:ascii="Courier New" w:eastAsia="Times New Roman" w:hAnsi="Courier New" w:cs="Courier New"/>
-          <w:kern w:val="0"/>
-          <w:sz w:val="20"/>
-          <w:szCs w:val="20"/>
-          <w14:ligatures w14:val="none"/>
-        </w:rPr>
-        <w:t>artist=Fools Garde</w:t>
-      </w:r>
-      <w:r>
-        <w:rPr>
-          <w:rFonts w:ascii="Courier New" w:eastAsia="Times New Roman" w:hAnsi="Courier New" w:cs="Courier New"/>
-          <w:kern w:val="0"/>
-          <w:sz w:val="20"/>
-          <w:szCs w:val="20"/>
-          <w14:ligatures w14:val="none"/>
-        </w:rPr>
-        <w:t>n;</w:t>
-      </w:r>
-      <w:r>
-        <w:rPr>
-          <w:rFonts w:ascii="Courier New" w:eastAsia="Times New Roman" w:hAnsi="Courier New" w:cs="Courier New"/>
-          <w:kern w:val="0"/>
-          <w:sz w:val="20"/>
-          <w:szCs w:val="20"/>
-          <w14:ligatures w14:val="none"/>
-        </w:rPr>
-        <w:t xml:space="preserve"> album=Dish of the Day</w:t>
-      </w:r>
-    </w:p>
-    <w:p>
-      <w:pPr>
+        <w:pStyle w:val="NormalWeb"/>
+      </w:pPr>
+      <w:r>
+        <w:t>The application must support:</w:t>
+      </w:r>
+    </w:p>
+    <w:p>
+      <w:pPr>
+        <w:pStyle w:val="NormalWeb"/>
         <w:numPr>
           <w:ilvl w:val="0"/>
           <w:numId w:val="7"/>
         </w:numPr>
-        <w:spacing w:before="100" w:beforeAutospacing="1" w:after="100" w:afterAutospacing="1"/>
-        <w:rPr>
-          <w:rFonts w:ascii="Times New Roman" w:eastAsia="Times New Roman" w:hAnsi="Times New Roman" w:cs="Times New Roman"/>
-          <w:kern w:val="0"/>
-          <w14:ligatures w14:val="none"/>
-        </w:rPr>
-      </w:pPr>
-      <w:r>
-        <w:rPr>
-          <w:rFonts w:ascii="Times New Roman" w:eastAsia="Times New Roman" w:hAnsi="Times New Roman" w:cs="Times New Roman"/>
-          <w:kern w:val="0"/>
-          <w14:ligatures w14:val="none"/>
-        </w:rPr>
-        <w:t>Import song information from a txt file.</w:t>
-      </w:r>
-    </w:p>
-    <w:p>
-      <w:pPr>
+      </w:pPr>
+      <w:r>
+        <w:rPr>
+          <w:rStyle w:val="Strong"/>
+        </w:rPr>
+        <w:t xml:space="preserve">Importing song information from a </w:t>
+      </w:r>
+      <w:r>
+        <w:rPr>
+          <w:rStyle w:val="HTMLCode"/>
+          <w:b/>
+          <w:bCs/>
+        </w:rPr>
+        <w:t>.txt</w:t>
+      </w:r>
+      <w:r>
+        <w:rPr>
+          <w:rStyle w:val="Strong"/>
+        </w:rPr>
+        <w:t xml:space="preserve"> file</w:t>
+      </w:r>
+    </w:p>
+    <w:p>
+      <w:pPr>
+        <w:pStyle w:val="NormalWeb"/>
         <w:numPr>
           <w:ilvl w:val="0"/>
           <w:numId w:val="7"/>
         </w:numPr>
-        <w:spacing w:before="100" w:beforeAutospacing="1" w:after="100" w:afterAutospacing="1"/>
-        <w:rPr>
-          <w:rFonts w:ascii="Times New Roman" w:eastAsia="Times New Roman" w:hAnsi="Times New Roman" w:cs="Times New Roman"/>
-          <w:kern w:val="0"/>
-          <w14:ligatures w14:val="none"/>
-        </w:rPr>
-      </w:pPr>
-      <w:r>
-        <w:rPr>
-          <w:rFonts w:ascii="Times New Roman" w:eastAsia="Times New Roman" w:hAnsi="Times New Roman" w:cs="Times New Roman"/>
-          <w:kern w:val="0"/>
-          <w14:ligatures w14:val="none"/>
-        </w:rPr>
-        <w:t>Add song information.</w:t>
-      </w:r>
-    </w:p>
-    <w:p>
-      <w:pPr>
+      </w:pPr>
+      <w:r>
+        <w:rPr>
+          <w:rStyle w:val="Strong"/>
+        </w:rPr>
+        <w:t>Adding new songs manually</w:t>
+      </w:r>
+    </w:p>
+    <w:p>
+      <w:pPr>
+        <w:pStyle w:val="NormalWeb"/>
         <w:numPr>
           <w:ilvl w:val="0"/>
           <w:numId w:val="7"/>
         </w:numPr>
-        <w:spacing w:before="100" w:beforeAutospacing="1" w:after="100" w:afterAutospacing="1"/>
-        <w:rPr>
-          <w:rFonts w:ascii="Times New Roman" w:eastAsia="Times New Roman" w:hAnsi="Times New Roman" w:cs="Times New Roman"/>
-          <w:kern w:val="0"/>
-          <w14:ligatures w14:val="none"/>
-        </w:rPr>
-      </w:pPr>
-      <w:r>
-        <w:rPr>
-          <w:rFonts w:ascii="Times New Roman" w:eastAsia="Times New Roman" w:hAnsi="Times New Roman" w:cs="Times New Roman"/>
-          <w:kern w:val="0"/>
-          <w14:ligatures w14:val="none"/>
-        </w:rPr>
-        <w:t>Search song by name.</w:t>
-      </w:r>
-    </w:p>
-    <w:p>
-      <w:pPr>
+      </w:pPr>
+      <w:r>
+        <w:rPr>
+          <w:rStyle w:val="Strong"/>
+        </w:rPr>
+        <w:t>Searching songs by name or artist</w:t>
+      </w:r>
+    </w:p>
+    <w:p>
+      <w:pPr>
+        <w:pStyle w:val="NormalWeb"/>
         <w:numPr>
           <w:ilvl w:val="0"/>
           <w:numId w:val="7"/>
         </w:numPr>
-        <w:spacing w:before="100" w:beforeAutospacing="1" w:after="100" w:afterAutospacing="1"/>
-        <w:rPr>
-          <w:rFonts w:ascii="Times New Roman" w:eastAsia="Times New Roman" w:hAnsi="Times New Roman" w:cs="Times New Roman"/>
-          <w:kern w:val="0"/>
-          <w14:ligatures w14:val="none"/>
-        </w:rPr>
-      </w:pPr>
-      <w:r>
-        <w:rPr>
-          <w:rFonts w:ascii="Times New Roman" w:eastAsia="Times New Roman" w:hAnsi="Times New Roman" w:cs="Times New Roman"/>
-          <w:kern w:val="0"/>
-          <w14:ligatures w14:val="none"/>
-        </w:rPr>
-        <w:t>Update song information.</w:t>
-      </w:r>
-    </w:p>
-    <w:p>
-      <w:pPr>
+      </w:pPr>
+      <w:r>
+        <w:rPr>
+          <w:rStyle w:val="Strong"/>
+        </w:rPr>
+        <w:t>Updating song information</w:t>
+      </w:r>
+    </w:p>
+    <w:p>
+      <w:pPr>
+        <w:pStyle w:val="NormalWeb"/>
         <w:numPr>
           <w:ilvl w:val="0"/>
           <w:numId w:val="7"/>
         </w:numPr>
+      </w:pPr>
+      <w:r>
+        <w:rPr>
+          <w:rStyle w:val="Strong"/>
+        </w:rPr>
+        <w:t xml:space="preserve">Exporting song list to a </w:t>
+      </w:r>
+      <w:r>
+        <w:rPr>
+          <w:rStyle w:val="HTMLCode"/>
+          <w:b/>
+          <w:bCs/>
+        </w:rPr>
+        <w:t>.txt</w:t>
+      </w:r>
+      <w:r>
+        <w:rPr>
+          <w:rStyle w:val="Strong"/>
+        </w:rPr>
+        <w:t xml:space="preserve"> file</w:t>
+      </w:r>
+    </w:p>
+    <w:p>
+      <w:pPr>
+        <w:pStyle w:val="NormalWeb"/>
+        <w:numPr>
+          <w:ilvl w:val="0"/>
+          <w:numId w:val="7"/>
+        </w:numPr>
+      </w:pPr>
+      <w:r>
+        <w:rPr>
+          <w:rStyle w:val="Strong"/>
+        </w:rPr>
+        <w:t>Statistics: Counting songs by artist</w:t>
+      </w:r>
+    </w:p>
+    <w:p>
+      <w:pPr>
+        <w:pStyle w:val="NormalWeb"/>
+        <w:numPr>
+          <w:ilvl w:val="0"/>
+          <w:numId w:val="7"/>
+        </w:numPr>
+        <w:rPr>
+          <w:b/>
+          <w:bCs/>
+        </w:rPr>
+      </w:pPr>
+      <w:r>
+        <w:rPr>
+          <w:rStyle w:val="Strong"/>
+        </w:rPr>
+        <w:t>Sorting songs by release date (descending)</w:t>
+      </w:r>
+      <w:r>
+        <w:t xml:space="preserve"> </w:t>
+      </w:r>
+    </w:p>
+    <w:p>
+      <w:pPr>
+        <w:pStyle w:val="NormalWeb"/>
+        <w:numPr>
+          <w:ilvl w:val="0"/>
+          <w:numId w:val="7"/>
+        </w:numPr>
+        <w:rPr>
+          <w:b/>
+          <w:bCs/>
+        </w:rPr>
+      </w:pPr>
+      <w:r>
+        <w:rPr>
+          <w:b/>
+          <w:bCs/>
+        </w:rPr>
+        <w:t>Delete song by ID</w:t>
+      </w:r>
+      <w:r>
+        <w:t xml:space="preserve"> </w:t>
+      </w:r>
+    </w:p>
+    <w:p>
+      <w:pPr>
+        <w:pStyle w:val="NormalWeb"/>
+        <w:numPr>
+          <w:ilvl w:val="0"/>
+          <w:numId w:val="7"/>
+        </w:numPr>
+        <w:rPr>
+          <w:rStyle w:val="Strong"/>
+        </w:rPr>
+      </w:pPr>
+      <w:r>
+        <w:rPr>
+          <w:b/>
+          <w:bCs/>
+        </w:rPr>
+        <w:t>Export song data to file</w:t>
+      </w:r>
+    </w:p>
+    <w:p>
+      <w:pPr>
+        <w:pStyle w:val="NormalWeb"/>
+        <w:ind w:left="720"/>
+      </w:pPr>
+    </w:p>
+    <w:p>
+      <w:pPr>
         <w:spacing w:before="100" w:beforeAutospacing="1" w:after="100" w:afterAutospacing="1"/>
         <w:rPr>
           <w:rFonts w:ascii="Times New Roman" w:eastAsia="Times New Roman" w:hAnsi="Times New Roman" w:cs="Times New Roman"/>
@@ -355,63 +315,7 @@
           <w:kern w:val="0"/>
           <w14:ligatures w14:val="none"/>
         </w:rPr>
-        <w:t>Export song information to a txt file.</w:t>
-      </w:r>
-    </w:p>
-    <w:p>
-      <w:pPr>
-        <w:spacing w:before="100" w:beforeAutospacing="1" w:after="100" w:afterAutospacing="1"/>
-        <w:rPr>
-          <w:rFonts w:ascii="Times New Roman" w:eastAsia="Times New Roman" w:hAnsi="Times New Roman" w:cs="Times New Roman"/>
-          <w:kern w:val="0"/>
-          <w14:ligatures w14:val="none"/>
-        </w:rPr>
-      </w:pPr>
-      <w:r>
-        <w:rPr>
-          <w:rFonts w:ascii="Times New Roman" w:eastAsia="Times New Roman" w:hAnsi="Times New Roman" w:cs="Times New Roman"/>
-          <w:b/>
-          <w:bCs/>
-          <w:kern w:val="0"/>
-          <w14:ligatures w14:val="none"/>
-        </w:rPr>
-        <w:t>Function details</w:t>
-      </w:r>
-      <w:r>
-        <w:rPr>
-          <w:rFonts w:ascii="Times New Roman" w:eastAsia="Times New Roman" w:hAnsi="Times New Roman" w:cs="Times New Roman"/>
-          <w:kern w:val="0"/>
-          <w14:ligatures w14:val="none"/>
-        </w:rPr>
-        <w:t>:</w:t>
-      </w:r>
-    </w:p>
-    <w:p>
-      <w:pPr>
-        <w:spacing w:before="100" w:beforeAutospacing="1" w:after="100" w:afterAutospacing="1"/>
-        <w:rPr>
-          <w:rFonts w:ascii="Times New Roman" w:eastAsia="Times New Roman" w:hAnsi="Times New Roman" w:cs="Times New Roman"/>
-          <w:kern w:val="0"/>
-          <w14:ligatures w14:val="none"/>
-        </w:rPr>
-      </w:pPr>
-      <w:r>
-        <w:rPr>
-          <w:rFonts w:ascii="Times New Roman" w:eastAsia="Times New Roman" w:hAnsi="Times New Roman" w:cs="Times New Roman"/>
-          <w:b/>
-          <w:bCs/>
-          <w:kern w:val="0"/>
-          <w14:ligatures w14:val="none"/>
-        </w:rPr>
-        <w:t>Function 1</w:t>
-      </w:r>
-      <w:r>
-        <w:rPr>
-          <w:rFonts w:ascii="Times New Roman" w:eastAsia="Times New Roman" w:hAnsi="Times New Roman" w:cs="Times New Roman"/>
-          <w:kern w:val="0"/>
-          <w14:ligatures w14:val="none"/>
-        </w:rPr>
-        <w:t>: Display GUI And Input Data.</w:t>
+        <w:t>Display GUI And Input Data.</w:t>
       </w:r>
     </w:p>
     <w:p>
@@ -455,450 +359,792 @@
           <w:kern w:val="0"/>
           <w14:ligatures w14:val="none"/>
         </w:rPr>
-        <w:t>Automatically proceed to Function 2.</w:t>
-      </w:r>
-    </w:p>
-    <w:p>
-      <w:pPr>
-        <w:spacing w:before="100" w:beforeAutospacing="1" w:after="100" w:afterAutospacing="1"/>
+        <w:t xml:space="preserve">Program </w:t>
+      </w:r>
+      <w:proofErr w:type="gramStart"/>
+      <w:r>
         <w:rPr>
           <w:rFonts w:ascii="Times New Roman" w:eastAsia="Times New Roman" w:hAnsi="Times New Roman" w:cs="Times New Roman"/>
           <w:kern w:val="0"/>
           <w14:ligatures w14:val="none"/>
         </w:rPr>
-      </w:pPr>
-      <w:r>
-        <w:rPr>
-          <w:rFonts w:ascii="Times New Roman" w:eastAsia="Times New Roman" w:hAnsi="Times New Roman" w:cs="Times New Roman"/>
-          <w:b/>
-          <w:bCs/>
-          <w:kern w:val="0"/>
-          <w14:ligatures w14:val="none"/>
-        </w:rPr>
-        <w:t>Function 2</w:t>
-      </w:r>
+        <w:t>follow</w:t>
+      </w:r>
+      <w:proofErr w:type="gramEnd"/>
       <w:r>
         <w:rPr>
           <w:rFonts w:ascii="Times New Roman" w:eastAsia="Times New Roman" w:hAnsi="Times New Roman" w:cs="Times New Roman"/>
           <w:kern w:val="0"/>
           <w14:ligatures w14:val="none"/>
         </w:rPr>
-        <w:t>: Perform function.</w:t>
-      </w:r>
-    </w:p>
-    <w:p>
-      <w:pPr>
-        <w:numPr>
-          <w:ilvl w:val="0"/>
-          <w:numId w:val="9"/>
-        </w:numPr>
-        <w:spacing w:before="100" w:beforeAutospacing="1" w:after="100" w:afterAutospacing="1"/>
+        <w:t xml:space="preserve"> to</w:t>
+      </w:r>
+      <w:r>
         <w:rPr>
           <w:rFonts w:ascii="Times New Roman" w:eastAsia="Times New Roman" w:hAnsi="Times New Roman" w:cs="Times New Roman"/>
           <w:kern w:val="0"/>
           <w14:ligatures w14:val="none"/>
         </w:rPr>
-      </w:pPr>
+        <w:t xml:space="preserve"> </w:t>
+      </w:r>
       <w:r>
         <w:rPr>
           <w:rFonts w:ascii="Times New Roman" w:eastAsia="Times New Roman" w:hAnsi="Times New Roman" w:cs="Times New Roman"/>
           <w:kern w:val="0"/>
           <w14:ligatures w14:val="none"/>
         </w:rPr>
-        <w:t>When the user chooses 1:</w:t>
-      </w:r>
-    </w:p>
-    <w:p>
-      <w:pPr>
+        <w:t>Architecture</w:t>
+      </w:r>
+    </w:p>
+    <w:p>
+      <w:pPr>
+        <w:pStyle w:val="Heading3"/>
+      </w:pPr>
+      <w:r>
+        <w:rPr>
+          <w:rStyle w:val="Strong"/>
+          <w:b/>
+          <w:bCs/>
+        </w:rPr>
+        <w:t>Architecture: MVC (Model - View - Controller)</w:t>
+      </w:r>
+    </w:p>
+    <w:p>
+      <w:pPr>
+        <w:pStyle w:val="Heading4"/>
+      </w:pPr>
+      <w:r>
+        <w:rPr>
+          <w:rStyle w:val="Strong"/>
+          <w:b w:val="0"/>
+          <w:bCs w:val="0"/>
+        </w:rPr>
+        <w:t>1. Model Package</w:t>
+      </w:r>
+    </w:p>
+    <w:p>
+      <w:pPr>
+        <w:pStyle w:val="NormalWeb"/>
+      </w:pPr>
+      <w:r>
+        <w:t>Contains:</w:t>
+      </w:r>
+    </w:p>
+    <w:p>
+      <w:pPr>
+        <w:pStyle w:val="NormalWeb"/>
+        <w:numPr>
+          <w:ilvl w:val="0"/>
+          <w:numId w:val="14"/>
+        </w:numPr>
+      </w:pPr>
+      <w:r>
+        <w:rPr>
+          <w:rStyle w:val="HTMLCode"/>
+        </w:rPr>
+        <w:t>Song.java</w:t>
+      </w:r>
+      <w:r>
+        <w:t xml:space="preserve"> – POJO class representing song attributes.</w:t>
+      </w:r>
+    </w:p>
+    <w:p>
+      <w:pPr>
+        <w:pStyle w:val="NormalWeb"/>
+        <w:numPr>
+          <w:ilvl w:val="0"/>
+          <w:numId w:val="14"/>
+        </w:numPr>
+      </w:pPr>
+      <w:r>
+        <w:rPr>
+          <w:rStyle w:val="HTMLCode"/>
+        </w:rPr>
+        <w:t>SongList.java</w:t>
+      </w:r>
+      <w:r>
+        <w:t xml:space="preserve"> – A class extending </w:t>
+      </w:r>
+      <w:proofErr w:type="spellStart"/>
+      <w:r>
+        <w:rPr>
+          <w:rStyle w:val="HTMLCode"/>
+        </w:rPr>
+        <w:t>ArrayList</w:t>
+      </w:r>
+      <w:proofErr w:type="spellEnd"/>
+      <w:r>
+        <w:rPr>
+          <w:rStyle w:val="HTMLCode"/>
+        </w:rPr>
+        <w:t>&lt;Song&gt;</w:t>
+      </w:r>
+      <w:r>
+        <w:t xml:space="preserve"> to handle all song-related logic (add, search, update, sort, import, export...).</w:t>
+      </w:r>
+    </w:p>
+    <w:p>
+      <w:pPr>
+        <w:pStyle w:val="Heading4"/>
+      </w:pPr>
+      <w:r>
+        <w:rPr>
+          <w:rStyle w:val="Strong"/>
+          <w:b w:val="0"/>
+          <w:bCs w:val="0"/>
+        </w:rPr>
+        <w:t>2. View Package</w:t>
+      </w:r>
+    </w:p>
+    <w:p>
+      <w:pPr>
+        <w:pStyle w:val="NormalWeb"/>
+      </w:pPr>
+      <w:r>
+        <w:t>Contains:</w:t>
+      </w:r>
+    </w:p>
+    <w:p>
+      <w:pPr>
+        <w:pStyle w:val="NormalWeb"/>
+        <w:numPr>
+          <w:ilvl w:val="0"/>
+          <w:numId w:val="15"/>
+        </w:numPr>
+      </w:pPr>
+      <w:r>
+        <w:rPr>
+          <w:rStyle w:val="HTMLCode"/>
+        </w:rPr>
+        <w:t>Menu.java</w:t>
+      </w:r>
+      <w:r>
+        <w:t xml:space="preserve"> – Abstract generic menu class to handle console UI logic.</w:t>
+      </w:r>
+    </w:p>
+    <w:p>
+      <w:pPr>
+        <w:pStyle w:val="NormalWeb"/>
+        <w:numPr>
+          <w:ilvl w:val="0"/>
+          <w:numId w:val="15"/>
+        </w:numPr>
+      </w:pPr>
+      <w:r>
+        <w:rPr>
+          <w:rStyle w:val="HTMLCode"/>
+        </w:rPr>
+        <w:t>SongView.java</w:t>
+      </w:r>
+      <w:r>
+        <w:t xml:space="preserve"> – User interface class to display menu and prompt input/output.</w:t>
+      </w:r>
+    </w:p>
+    <w:p>
+      <w:pPr>
+        <w:pStyle w:val="Heading4"/>
+      </w:pPr>
+      <w:r>
+        <w:rPr>
+          <w:rStyle w:val="Strong"/>
+          <w:b w:val="0"/>
+          <w:bCs w:val="0"/>
+        </w:rPr>
+        <w:lastRenderedPageBreak/>
+        <w:t>3. Controller Package</w:t>
+      </w:r>
+    </w:p>
+    <w:p>
+      <w:pPr>
+        <w:pStyle w:val="NormalWeb"/>
+      </w:pPr>
+      <w:r>
+        <w:t>Contains:</w:t>
+      </w:r>
+    </w:p>
+    <w:p>
+      <w:pPr>
+        <w:pStyle w:val="NormalWeb"/>
+        <w:numPr>
+          <w:ilvl w:val="0"/>
+          <w:numId w:val="16"/>
+        </w:numPr>
+      </w:pPr>
+      <w:r>
+        <w:rPr>
+          <w:rStyle w:val="HTMLCode"/>
+        </w:rPr>
+        <w:t>SongController.java</w:t>
+      </w:r>
+      <w:r>
+        <w:t xml:space="preserve"> – Controls the program flow, processes menu options, and calls appropriate methods in Model/View.</w:t>
+      </w:r>
+    </w:p>
+    <w:p>
+      <w:pPr>
+        <w:pStyle w:val="Heading4"/>
+      </w:pPr>
+      <w:r>
+        <w:rPr>
+          <w:rStyle w:val="Strong"/>
+          <w:b w:val="0"/>
+          <w:bCs w:val="0"/>
+        </w:rPr>
+        <w:t>4. Utils Package (optional)</w:t>
+      </w:r>
+    </w:p>
+    <w:p>
+      <w:pPr>
+        <w:pStyle w:val="NormalWeb"/>
+      </w:pPr>
+      <w:r>
+        <w:t>Contains:</w:t>
+      </w:r>
+    </w:p>
+    <w:p>
+      <w:pPr>
+        <w:pStyle w:val="NormalWeb"/>
+        <w:numPr>
+          <w:ilvl w:val="0"/>
+          <w:numId w:val="17"/>
+        </w:numPr>
+      </w:pPr>
+      <w:r>
+        <w:rPr>
+          <w:rStyle w:val="HTMLCode"/>
+        </w:rPr>
+        <w:t>Validation.java</w:t>
+      </w:r>
+      <w:r>
+        <w:t xml:space="preserve"> – Input validation methods (e.g., check empty fields, valid date format).</w:t>
+      </w:r>
+    </w:p>
+    <w:p>
+      <w:r>
+        <w:rPr>
+          <w:noProof/>
+        </w:rPr>
+        <w:pict w14:anchorId="0CE2A699">
+          <v:rect id="_x0000_i1026" alt="" style="width:468pt;height:.05pt;mso-width-percent:0;mso-height-percent:0;mso-width-percent:0;mso-height-percent:0" o:hralign="center" o:hrstd="t" o:hr="t" fillcolor="#a0a0a0" stroked="f"/>
+        </w:pict>
+      </w:r>
+    </w:p>
+    <w:p>
+      <w:pPr>
+        <w:pStyle w:val="Heading3"/>
+      </w:pPr>
+      <w:r>
+        <w:rPr>
+          <w:rStyle w:val="Strong"/>
+          <w:b/>
+          <w:bCs/>
+        </w:rPr>
+        <w:t>Function Details</w:t>
+      </w:r>
+    </w:p>
+    <w:p>
+      <w:pPr>
+        <w:pStyle w:val="Heading4"/>
+      </w:pPr>
+      <w:r>
+        <w:rPr>
+          <w:rStyle w:val="Strong"/>
+          <w:b w:val="0"/>
+          <w:bCs w:val="0"/>
+        </w:rPr>
+        <w:t>Function 1: Import from file</w:t>
+      </w:r>
+    </w:p>
+    <w:p>
+      <w:pPr>
+        <w:pStyle w:val="NormalWeb"/>
+        <w:numPr>
+          <w:ilvl w:val="0"/>
+          <w:numId w:val="18"/>
+        </w:numPr>
+      </w:pPr>
+      <w:r>
+        <w:t>Prompt user to input file path.</w:t>
+      </w:r>
+    </w:p>
+    <w:p>
+      <w:pPr>
+        <w:pStyle w:val="NormalWeb"/>
+        <w:numPr>
+          <w:ilvl w:val="0"/>
+          <w:numId w:val="18"/>
+        </w:numPr>
+      </w:pPr>
+      <w:r>
+        <w:t>Validate file existence.</w:t>
+      </w:r>
+    </w:p>
+    <w:p>
+      <w:pPr>
+        <w:pStyle w:val="NormalWeb"/>
+        <w:numPr>
+          <w:ilvl w:val="0"/>
+          <w:numId w:val="18"/>
+        </w:numPr>
+      </w:pPr>
+      <w:r>
+        <w:t>Read data line by line and add songs to list.</w:t>
+      </w:r>
+    </w:p>
+    <w:p>
+      <w:pPr>
+        <w:pStyle w:val="NormalWeb"/>
+        <w:numPr>
+          <w:ilvl w:val="0"/>
+          <w:numId w:val="18"/>
+        </w:numPr>
+      </w:pPr>
+      <w:r>
+        <w:t>Format per line:</w:t>
+      </w:r>
+    </w:p>
+    <w:p>
+      <w:pPr>
+        <w:pStyle w:val="Heading4"/>
+      </w:pPr>
+      <w:r>
+        <w:rPr>
+          <w:rStyle w:val="Strong"/>
+          <w:b w:val="0"/>
+          <w:bCs w:val="0"/>
+        </w:rPr>
+        <w:t>Function 2: Add Song</w:t>
+      </w:r>
+    </w:p>
+    <w:p>
+      <w:pPr>
+        <w:pStyle w:val="NormalWeb"/>
+        <w:numPr>
+          <w:ilvl w:val="0"/>
+          <w:numId w:val="19"/>
+        </w:numPr>
+      </w:pPr>
+      <w:r>
+        <w:t>Prompt user to input all required fields.</w:t>
+      </w:r>
+    </w:p>
+    <w:p>
+      <w:pPr>
+        <w:pStyle w:val="NormalWeb"/>
+        <w:numPr>
+          <w:ilvl w:val="0"/>
+          <w:numId w:val="19"/>
+        </w:numPr>
+      </w:pPr>
+      <w:r>
+        <w:t>Validate:</w:t>
+      </w:r>
+    </w:p>
+    <w:p>
+      <w:pPr>
+        <w:pStyle w:val="NormalWeb"/>
         <w:numPr>
           <w:ilvl w:val="1"/>
-          <w:numId w:val="9"/>
+          <w:numId w:val="19"/>
         </w:numPr>
-        <w:spacing w:before="100" w:beforeAutospacing="1" w:after="100" w:afterAutospacing="1"/>
-        <w:rPr>
-          <w:rFonts w:ascii="Times New Roman" w:eastAsia="Times New Roman" w:hAnsi="Times New Roman" w:cs="Times New Roman"/>
-          <w:kern w:val="0"/>
-          <w14:ligatures w14:val="none"/>
-        </w:rPr>
-      </w:pPr>
-      <w:r>
-        <w:rPr>
-          <w:rFonts w:ascii="Times New Roman" w:eastAsia="Times New Roman" w:hAnsi="Times New Roman" w:cs="Times New Roman"/>
-          <w:kern w:val="0"/>
-          <w14:ligatures w14:val="none"/>
-        </w:rPr>
-        <w:t>Require the user to input the path of the txt file. Check if this file exists or not.</w:t>
-      </w:r>
-    </w:p>
-    <w:p>
-      <w:pPr>
+      </w:pPr>
+      <w:r>
+        <w:t>No empty fields.</w:t>
+      </w:r>
+    </w:p>
+    <w:p>
+      <w:pPr>
+        <w:pStyle w:val="NormalWeb"/>
         <w:numPr>
           <w:ilvl w:val="1"/>
-          <w:numId w:val="9"/>
+          <w:numId w:val="19"/>
         </w:numPr>
-        <w:spacing w:before="100" w:beforeAutospacing="1" w:after="100" w:afterAutospacing="1"/>
-        <w:rPr>
-          <w:rFonts w:ascii="Times New Roman" w:eastAsia="Times New Roman" w:hAnsi="Times New Roman" w:cs="Times New Roman"/>
-          <w:kern w:val="0"/>
-          <w14:ligatures w14:val="none"/>
-        </w:rPr>
-      </w:pPr>
-      <w:r>
-        <w:rPr>
-          <w:rFonts w:ascii="Times New Roman" w:eastAsia="Times New Roman" w:hAnsi="Times New Roman" w:cs="Times New Roman"/>
-          <w:kern w:val="0"/>
-          <w14:ligatures w14:val="none"/>
-        </w:rPr>
-        <w:t>Import song information from txt file by path that entered from the keyboard.</w:t>
-      </w:r>
-    </w:p>
-    <w:p>
-      <w:pPr>
+      </w:pPr>
+      <w:r>
+        <w:t>Unique ID.</w:t>
+      </w:r>
+    </w:p>
+    <w:p>
+      <w:pPr>
+        <w:pStyle w:val="NormalWeb"/>
+        <w:numPr>
+          <w:ilvl w:val="1"/>
+          <w:numId w:val="19"/>
+        </w:numPr>
+      </w:pPr>
+      <w:r>
+        <w:t>Valid release date (</w:t>
+      </w:r>
+      <w:r>
+        <w:rPr>
+          <w:rStyle w:val="HTMLCode"/>
+        </w:rPr>
+        <w:t>dd-MM-</w:t>
+      </w:r>
+      <w:proofErr w:type="spellStart"/>
+      <w:r>
+        <w:rPr>
+          <w:rStyle w:val="HTMLCode"/>
+        </w:rPr>
+        <w:t>yyyy</w:t>
+      </w:r>
+      <w:proofErr w:type="spellEnd"/>
+      <w:r>
+        <w:t>).</w:t>
+      </w:r>
+    </w:p>
+    <w:p>
+      <w:pPr>
+        <w:pStyle w:val="NormalWeb"/>
         <w:numPr>
           <w:ilvl w:val="0"/>
-          <w:numId w:val="9"/>
+          <w:numId w:val="19"/>
         </w:numPr>
-        <w:spacing w:before="100" w:beforeAutospacing="1" w:after="100" w:afterAutospacing="1"/>
-        <w:rPr>
-          <w:rFonts w:ascii="Times New Roman" w:eastAsia="Times New Roman" w:hAnsi="Times New Roman" w:cs="Times New Roman"/>
-          <w:kern w:val="0"/>
-          <w14:ligatures w14:val="none"/>
-        </w:rPr>
-      </w:pPr>
-      <w:r>
-        <w:rPr>
-          <w:rFonts w:ascii="Times New Roman" w:eastAsia="Times New Roman" w:hAnsi="Times New Roman" w:cs="Times New Roman"/>
-          <w:kern w:val="0"/>
-          <w14:ligatures w14:val="none"/>
-        </w:rPr>
-        <w:t>When the user chooses 2:</w:t>
-      </w:r>
-    </w:p>
-    <w:p>
-      <w:pPr>
-        <w:numPr>
-          <w:ilvl w:val="1"/>
-          <w:numId w:val="9"/>
-        </w:numPr>
-        <w:spacing w:before="100" w:beforeAutospacing="1" w:after="100" w:afterAutospacing="1"/>
-        <w:rPr>
-          <w:rFonts w:ascii="Times New Roman" w:eastAsia="Times New Roman" w:hAnsi="Times New Roman" w:cs="Times New Roman"/>
-          <w:kern w:val="0"/>
-          <w14:ligatures w14:val="none"/>
-        </w:rPr>
-      </w:pPr>
-      <w:r>
-        <w:rPr>
-          <w:rFonts w:ascii="Times New Roman" w:eastAsia="Times New Roman" w:hAnsi="Times New Roman" w:cs="Times New Roman"/>
-          <w:kern w:val="0"/>
-          <w14:ligatures w14:val="none"/>
-        </w:rPr>
-        <w:t>Require user input new song information from keyboard (Song ID (unique), Song Name, Release Date, Artist, and Album).</w:t>
-      </w:r>
-    </w:p>
-    <w:p>
-      <w:pPr>
+      </w:pPr>
+      <w:r>
+        <w:t>Add song to the list.</w:t>
+      </w:r>
+    </w:p>
+    <w:p>
+      <w:pPr>
+        <w:pStyle w:val="Heading4"/>
+      </w:pPr>
+      <w:r>
+        <w:rPr>
+          <w:rStyle w:val="Strong"/>
+          <w:b w:val="0"/>
+          <w:bCs w:val="0"/>
+        </w:rPr>
+        <w:t>Function 3: Search song by name or artist</w:t>
+      </w:r>
+    </w:p>
+    <w:p>
+      <w:pPr>
+        <w:pStyle w:val="NormalWeb"/>
         <w:numPr>
           <w:ilvl w:val="0"/>
-          <w:numId w:val="9"/>
+          <w:numId w:val="20"/>
         </w:numPr>
-        <w:spacing w:before="100" w:beforeAutospacing="1" w:after="100" w:afterAutospacing="1"/>
-        <w:rPr>
-          <w:rFonts w:ascii="Times New Roman" w:eastAsia="Times New Roman" w:hAnsi="Times New Roman" w:cs="Times New Roman"/>
-          <w:kern w:val="0"/>
-          <w14:ligatures w14:val="none"/>
-        </w:rPr>
-      </w:pPr>
-      <w:r>
-        <w:rPr>
-          <w:rFonts w:ascii="Times New Roman" w:eastAsia="Times New Roman" w:hAnsi="Times New Roman" w:cs="Times New Roman"/>
-          <w:kern w:val="0"/>
-          <w14:ligatures w14:val="none"/>
-        </w:rPr>
-        <w:t>When the user chooses 3:</w:t>
-      </w:r>
-    </w:p>
-    <w:p>
-      <w:pPr>
-        <w:numPr>
-          <w:ilvl w:val="1"/>
-          <w:numId w:val="9"/>
-        </w:numPr>
-        <w:spacing w:before="100" w:beforeAutospacing="1" w:after="100" w:afterAutospacing="1"/>
-        <w:rPr>
-          <w:rFonts w:ascii="Times New Roman" w:eastAsia="Times New Roman" w:hAnsi="Times New Roman" w:cs="Times New Roman"/>
-          <w:kern w:val="0"/>
-          <w14:ligatures w14:val="none"/>
-        </w:rPr>
-      </w:pPr>
-      <w:r>
-        <w:rPr>
-          <w:rFonts w:ascii="Times New Roman" w:eastAsia="Times New Roman" w:hAnsi="Times New Roman" w:cs="Times New Roman"/>
-          <w:kern w:val="0"/>
-          <w14:ligatures w14:val="none"/>
-        </w:rPr>
-        <w:t>Require the user to input the song name</w:t>
-      </w:r>
-      <w:r>
-        <w:rPr>
-          <w:rFonts w:ascii="Times New Roman" w:eastAsia="Times New Roman" w:hAnsi="Times New Roman" w:cs="Times New Roman"/>
-          <w:kern w:val="0"/>
-          <w14:ligatures w14:val="none"/>
-        </w:rPr>
-        <w:t xml:space="preserve"> or a</w:t>
-      </w:r>
-      <w:r>
-        <w:rPr>
-          <w:rFonts w:ascii="Times New Roman" w:eastAsia="Times New Roman" w:hAnsi="Times New Roman" w:cs="Times New Roman"/>
-          <w:kern w:val="0"/>
-          <w14:ligatures w14:val="none"/>
-        </w:rPr>
-        <w:t>rtist that the user wants to search for.</w:t>
-      </w:r>
-    </w:p>
-    <w:p>
-      <w:pPr>
-        <w:numPr>
-          <w:ilvl w:val="1"/>
-          <w:numId w:val="9"/>
-        </w:numPr>
-        <w:spacing w:before="100" w:beforeAutospacing="1" w:after="100" w:afterAutospacing="1"/>
-        <w:rPr>
-          <w:rFonts w:ascii="Times New Roman" w:eastAsia="Times New Roman" w:hAnsi="Times New Roman" w:cs="Times New Roman"/>
-          <w:kern w:val="0"/>
-          <w14:ligatures w14:val="none"/>
-        </w:rPr>
-      </w:pPr>
-      <w:r>
-        <w:rPr>
-          <w:rFonts w:ascii="Times New Roman" w:eastAsia="Times New Roman" w:hAnsi="Times New Roman" w:cs="Times New Roman"/>
-          <w:kern w:val="0"/>
-          <w14:ligatures w14:val="none"/>
-        </w:rPr>
-        <w:t>Program shows song if existed; in case the song does not exist then notify the user “Not found”.</w:t>
-      </w:r>
-    </w:p>
-    <w:p>
-      <w:pPr>
+      </w:pPr>
+      <w:r>
+        <w:t>Prompt user to enter keyword.</w:t>
+      </w:r>
+    </w:p>
+    <w:p>
+      <w:pPr>
+        <w:pStyle w:val="NormalWeb"/>
         <w:numPr>
           <w:ilvl w:val="0"/>
-          <w:numId w:val="9"/>
+          <w:numId w:val="20"/>
         </w:numPr>
-        <w:spacing w:before="100" w:beforeAutospacing="1" w:after="100" w:afterAutospacing="1"/>
-        <w:rPr>
-          <w:rFonts w:ascii="Times New Roman" w:eastAsia="Times New Roman" w:hAnsi="Times New Roman" w:cs="Times New Roman"/>
-          <w:kern w:val="0"/>
-          <w14:ligatures w14:val="none"/>
-        </w:rPr>
-      </w:pPr>
-      <w:r>
-        <w:rPr>
-          <w:rFonts w:ascii="Times New Roman" w:eastAsia="Times New Roman" w:hAnsi="Times New Roman" w:cs="Times New Roman"/>
-          <w:kern w:val="0"/>
-          <w14:ligatures w14:val="none"/>
-        </w:rPr>
-        <w:t>When the user chooses 4:</w:t>
-      </w:r>
-    </w:p>
-    <w:p>
-      <w:pPr>
-        <w:numPr>
-          <w:ilvl w:val="1"/>
-          <w:numId w:val="9"/>
-        </w:numPr>
-        <w:spacing w:before="100" w:beforeAutospacing="1" w:after="100" w:afterAutospacing="1"/>
-        <w:rPr>
-          <w:rFonts w:ascii="Times New Roman" w:eastAsia="Times New Roman" w:hAnsi="Times New Roman" w:cs="Times New Roman"/>
-          <w:kern w:val="0"/>
-          <w14:ligatures w14:val="none"/>
-        </w:rPr>
-      </w:pPr>
-      <w:r>
-        <w:rPr>
-          <w:rFonts w:ascii="Times New Roman" w:eastAsia="Times New Roman" w:hAnsi="Times New Roman" w:cs="Times New Roman"/>
-          <w:kern w:val="0"/>
-          <w14:ligatures w14:val="none"/>
-        </w:rPr>
-        <w:t>Require the user to input the song ID that the user wants to update information for.</w:t>
-      </w:r>
-    </w:p>
-    <w:p>
-      <w:pPr>
-        <w:numPr>
-          <w:ilvl w:val="1"/>
-          <w:numId w:val="9"/>
-        </w:numPr>
-        <w:spacing w:before="100" w:beforeAutospacing="1" w:after="100" w:afterAutospacing="1"/>
-        <w:rPr>
-          <w:rFonts w:ascii="Times New Roman" w:eastAsia="Times New Roman" w:hAnsi="Times New Roman" w:cs="Times New Roman"/>
-          <w:kern w:val="0"/>
-          <w14:ligatures w14:val="none"/>
-        </w:rPr>
-      </w:pPr>
-      <w:r>
-        <w:rPr>
-          <w:rFonts w:ascii="Times New Roman" w:eastAsia="Times New Roman" w:hAnsi="Times New Roman" w:cs="Times New Roman"/>
-          <w:kern w:val="0"/>
-          <w14:ligatures w14:val="none"/>
-        </w:rPr>
-        <w:t>Program shows song if existed; requires the user to enter the information that needs to be updated and the program updates the information in case the song does not exist then notify the user “Not found”.</w:t>
-      </w:r>
-    </w:p>
-    <w:p>
-      <w:pPr>
+      </w:pPr>
+      <w:r>
+        <w:t>Show all songs where song name or artist matches (case-insensitive).</w:t>
+      </w:r>
+    </w:p>
+    <w:p>
+      <w:pPr>
+        <w:pStyle w:val="NormalWeb"/>
         <w:numPr>
           <w:ilvl w:val="0"/>
-          <w:numId w:val="9"/>
+          <w:numId w:val="20"/>
         </w:numPr>
-        <w:spacing w:before="100" w:beforeAutospacing="1" w:after="100" w:afterAutospacing="1"/>
-        <w:rPr>
-          <w:rFonts w:ascii="Times New Roman" w:eastAsia="Times New Roman" w:hAnsi="Times New Roman" w:cs="Times New Roman"/>
-          <w:kern w:val="0"/>
-          <w14:ligatures w14:val="none"/>
-        </w:rPr>
-      </w:pPr>
-      <w:r>
-        <w:rPr>
-          <w:rFonts w:ascii="Times New Roman" w:eastAsia="Times New Roman" w:hAnsi="Times New Roman" w:cs="Times New Roman"/>
-          <w:kern w:val="0"/>
-          <w14:ligatures w14:val="none"/>
-        </w:rPr>
-        <w:t>When the user chooses 5:</w:t>
-      </w:r>
-    </w:p>
-    <w:p>
-      <w:pPr>
-        <w:numPr>
-          <w:ilvl w:val="1"/>
-          <w:numId w:val="9"/>
-        </w:numPr>
-        <w:spacing w:before="100" w:beforeAutospacing="1" w:after="100" w:afterAutospacing="1"/>
-        <w:rPr>
-          <w:rFonts w:ascii="Times New Roman" w:eastAsia="Times New Roman" w:hAnsi="Times New Roman" w:cs="Times New Roman"/>
-          <w:kern w:val="0"/>
-          <w14:ligatures w14:val="none"/>
-        </w:rPr>
-      </w:pPr>
-      <w:r>
-        <w:rPr>
-          <w:rFonts w:ascii="Times New Roman" w:eastAsia="Times New Roman" w:hAnsi="Times New Roman" w:cs="Times New Roman"/>
-          <w:kern w:val="0"/>
-          <w14:ligatures w14:val="none"/>
-        </w:rPr>
-        <w:t>Require the user to input the path of the txt file.</w:t>
-      </w:r>
-    </w:p>
-    <w:p>
-      <w:pPr>
-        <w:numPr>
-          <w:ilvl w:val="1"/>
-          <w:numId w:val="9"/>
-        </w:numPr>
-        <w:spacing w:before="100" w:beforeAutospacing="1" w:after="100" w:afterAutospacing="1"/>
-        <w:rPr>
-          <w:rFonts w:ascii="Times New Roman" w:eastAsia="Times New Roman" w:hAnsi="Times New Roman" w:cs="Times New Roman"/>
-          <w:kern w:val="0"/>
-          <w14:ligatures w14:val="none"/>
-        </w:rPr>
-      </w:pPr>
-      <w:r>
-        <w:rPr>
-          <w:rFonts w:ascii="Times New Roman" w:eastAsia="Times New Roman" w:hAnsi="Times New Roman" w:cs="Times New Roman"/>
-          <w:kern w:val="0"/>
-          <w14:ligatures w14:val="none"/>
-        </w:rPr>
-        <w:t>Export song information to a txt file.</w:t>
-      </w:r>
-    </w:p>
-    <w:p>
-      <w:pPr>
-        <w:spacing w:before="100" w:beforeAutospacing="1" w:after="100" w:afterAutospacing="1"/>
-        <w:rPr>
-          <w:rFonts w:ascii="Times New Roman" w:eastAsia="Times New Roman" w:hAnsi="Times New Roman" w:cs="Times New Roman"/>
-          <w:kern w:val="0"/>
-          <w14:ligatures w14:val="none"/>
-        </w:rPr>
-      </w:pPr>
-      <w:r>
-        <w:rPr>
-          <w:rFonts w:ascii="Times New Roman" w:eastAsia="Times New Roman" w:hAnsi="Times New Roman" w:cs="Times New Roman"/>
-          <w:b/>
-          <w:bCs/>
-          <w:kern w:val="0"/>
-          <w14:ligatures w14:val="none"/>
-        </w:rPr>
-        <w:lastRenderedPageBreak/>
-        <w:t>Required validation</w:t>
-      </w:r>
-      <w:r>
-        <w:rPr>
-          <w:rFonts w:ascii="Times New Roman" w:eastAsia="Times New Roman" w:hAnsi="Times New Roman" w:cs="Times New Roman"/>
-          <w:kern w:val="0"/>
-          <w14:ligatures w14:val="none"/>
-        </w:rPr>
-        <w:t>:</w:t>
-      </w:r>
-    </w:p>
-    <w:p>
-      <w:pPr>
+      </w:pPr>
+      <w:r>
+        <w:t xml:space="preserve">If not found → show </w:t>
+      </w:r>
+      <w:r>
+        <w:rPr>
+          <w:rStyle w:val="HTMLCode"/>
+        </w:rPr>
+        <w:t>Not found</w:t>
+      </w:r>
+      <w:r>
+        <w:t>.</w:t>
+      </w:r>
+    </w:p>
+    <w:p>
+      <w:pPr>
+        <w:pStyle w:val="Heading4"/>
+      </w:pPr>
+      <w:r>
+        <w:rPr>
+          <w:rStyle w:val="Strong"/>
+          <w:b w:val="0"/>
+          <w:bCs w:val="0"/>
+        </w:rPr>
+        <w:t>Function 4: Update song</w:t>
+      </w:r>
+    </w:p>
+    <w:p>
+      <w:pPr>
+        <w:pStyle w:val="NormalWeb"/>
         <w:numPr>
           <w:ilvl w:val="0"/>
-          <w:numId w:val="10"/>
+          <w:numId w:val="21"/>
         </w:numPr>
-        <w:spacing w:before="100" w:beforeAutospacing="1" w:after="100" w:afterAutospacing="1"/>
-        <w:rPr>
-          <w:rFonts w:ascii="Times New Roman" w:eastAsia="Times New Roman" w:hAnsi="Times New Roman" w:cs="Times New Roman"/>
-          <w:kern w:val="0"/>
-          <w14:ligatures w14:val="none"/>
-        </w:rPr>
-      </w:pPr>
-      <w:r>
-        <w:rPr>
-          <w:rFonts w:ascii="Times New Roman" w:eastAsia="Times New Roman" w:hAnsi="Times New Roman" w:cs="Times New Roman"/>
-          <w:kern w:val="0"/>
-          <w14:ligatures w14:val="none"/>
-        </w:rPr>
-        <w:t>Release Date must follow the format dd-mm-</w:t>
-      </w:r>
-      <w:proofErr w:type="spellStart"/>
-      <w:r>
-        <w:rPr>
-          <w:rFonts w:ascii="Times New Roman" w:eastAsia="Times New Roman" w:hAnsi="Times New Roman" w:cs="Times New Roman"/>
-          <w:kern w:val="0"/>
-          <w14:ligatures w14:val="none"/>
-        </w:rPr>
-        <w:t>yyyy</w:t>
-      </w:r>
-      <w:proofErr w:type="spellEnd"/>
-      <w:r>
-        <w:rPr>
-          <w:rFonts w:ascii="Times New Roman" w:eastAsia="Times New Roman" w:hAnsi="Times New Roman" w:cs="Times New Roman"/>
-          <w:kern w:val="0"/>
-          <w14:ligatures w14:val="none"/>
-        </w:rPr>
-        <w:t>.</w:t>
-      </w:r>
-    </w:p>
-    <w:p>
-      <w:pPr>
+      </w:pPr>
+      <w:r>
+        <w:t>Prompt user to input Song ID.</w:t>
+      </w:r>
+    </w:p>
+    <w:p>
+      <w:pPr>
+        <w:pStyle w:val="NormalWeb"/>
         <w:numPr>
           <w:ilvl w:val="0"/>
-          <w:numId w:val="10"/>
+          <w:numId w:val="21"/>
         </w:numPr>
-        <w:spacing w:before="100" w:beforeAutospacing="1" w:after="100" w:afterAutospacing="1"/>
-        <w:rPr>
-          <w:rFonts w:ascii="Times New Roman" w:eastAsia="Times New Roman" w:hAnsi="Times New Roman" w:cs="Times New Roman"/>
-          <w:kern w:val="0"/>
-          <w14:ligatures w14:val="none"/>
-        </w:rPr>
-      </w:pPr>
-      <w:r>
-        <w:rPr>
-          <w:rFonts w:ascii="Times New Roman" w:eastAsia="Times New Roman" w:hAnsi="Times New Roman" w:cs="Times New Roman"/>
-          <w:kern w:val="0"/>
-          <w14:ligatures w14:val="none"/>
-        </w:rPr>
-        <w:t>All input fields are not empty.</w:t>
+      </w:pPr>
+      <w:r>
+        <w:t>If found, allow user to update one or more fields.</w:t>
+      </w:r>
+    </w:p>
+    <w:p>
+      <w:pPr>
+        <w:pStyle w:val="NormalWeb"/>
+        <w:numPr>
+          <w:ilvl w:val="0"/>
+          <w:numId w:val="21"/>
+        </w:numPr>
+      </w:pPr>
+      <w:r>
+        <w:t>Validate like in add.</w:t>
+      </w:r>
+    </w:p>
+    <w:p>
+      <w:pPr>
+        <w:pStyle w:val="NormalWeb"/>
+        <w:numPr>
+          <w:ilvl w:val="0"/>
+          <w:numId w:val="21"/>
+        </w:numPr>
+      </w:pPr>
+      <w:r>
+        <w:t xml:space="preserve">If not found → show </w:t>
+      </w:r>
+      <w:r>
+        <w:rPr>
+          <w:rStyle w:val="HTMLCode"/>
+        </w:rPr>
+        <w:t>Not found</w:t>
+      </w:r>
+      <w:r>
+        <w:t>.</w:t>
+      </w:r>
+    </w:p>
+    <w:p>
+      <w:pPr>
+        <w:pStyle w:val="Heading4"/>
+      </w:pPr>
+      <w:r>
+        <w:rPr>
+          <w:rStyle w:val="Strong"/>
+          <w:b w:val="0"/>
+          <w:bCs w:val="0"/>
+        </w:rPr>
+        <w:lastRenderedPageBreak/>
+        <w:t>Function 5: Export to file</w:t>
+      </w:r>
+    </w:p>
+    <w:p>
+      <w:pPr>
+        <w:pStyle w:val="NormalWeb"/>
+        <w:numPr>
+          <w:ilvl w:val="0"/>
+          <w:numId w:val="22"/>
+        </w:numPr>
+      </w:pPr>
+      <w:r>
+        <w:t>Prompt user to enter file path.</w:t>
+      </w:r>
+    </w:p>
+    <w:p>
+      <w:pPr>
+        <w:pStyle w:val="NormalWeb"/>
+        <w:numPr>
+          <w:ilvl w:val="0"/>
+          <w:numId w:val="22"/>
+        </w:numPr>
+      </w:pPr>
+      <w:r>
+        <w:t>Export current song list to a text file using the specified format.</w:t>
+      </w:r>
+    </w:p>
+    <w:p>
+      <w:pPr>
+        <w:pStyle w:val="Heading4"/>
+      </w:pPr>
+      <w:r>
+        <w:rPr>
+          <w:rStyle w:val="Strong"/>
+          <w:b w:val="0"/>
+          <w:bCs w:val="0"/>
+        </w:rPr>
+        <w:t>Function 6: Statistics by artist</w:t>
+      </w:r>
+    </w:p>
+    <w:p>
+      <w:pPr>
+        <w:pStyle w:val="NormalWeb"/>
+        <w:numPr>
+          <w:ilvl w:val="0"/>
+          <w:numId w:val="23"/>
+        </w:numPr>
+      </w:pPr>
+      <w:r>
+        <w:t>Group all songs by artist.</w:t>
+      </w:r>
+    </w:p>
+    <w:p>
+      <w:pPr>
+        <w:pStyle w:val="NormalWeb"/>
+        <w:numPr>
+          <w:ilvl w:val="0"/>
+          <w:numId w:val="23"/>
+        </w:numPr>
+      </w:pPr>
+      <w:r>
+        <w:t>Count and display the number of songs per artist.</w:t>
+      </w:r>
+    </w:p>
+    <w:p>
+      <w:pPr>
+        <w:pStyle w:val="Heading4"/>
+      </w:pPr>
+      <w:r>
+        <w:rPr>
+          <w:rStyle w:val="Strong"/>
+          <w:b w:val="0"/>
+          <w:bCs w:val="0"/>
+        </w:rPr>
+        <w:t>Function 7: Sort songs by release date</w:t>
+      </w:r>
+    </w:p>
+    <w:p>
+      <w:pPr>
+        <w:pStyle w:val="NormalWeb"/>
+        <w:numPr>
+          <w:ilvl w:val="0"/>
+          <w:numId w:val="24"/>
+        </w:numPr>
+      </w:pPr>
+      <w:r>
+        <w:t xml:space="preserve">Sort all songs in descending order by </w:t>
+      </w:r>
+      <w:proofErr w:type="spellStart"/>
+      <w:r>
+        <w:rPr>
+          <w:rStyle w:val="HTMLCode"/>
+        </w:rPr>
+        <w:t>releaseDate</w:t>
+      </w:r>
+      <w:proofErr w:type="spellEnd"/>
+      <w:r>
+        <w:t>.</w:t>
+      </w:r>
+    </w:p>
+    <w:p>
+      <w:pPr>
+        <w:pStyle w:val="Heading4"/>
+      </w:pPr>
+      <w:r>
+        <w:t xml:space="preserve">Function </w:t>
+      </w:r>
+      <w:r>
+        <w:t>8</w:t>
+      </w:r>
+      <w:r>
+        <w:t>: Delete song by ID</w:t>
+      </w:r>
+    </w:p>
+    <w:p>
+      <w:pPr>
+        <w:pStyle w:val="NormalWeb"/>
+        <w:numPr>
+          <w:ilvl w:val="0"/>
+          <w:numId w:val="25"/>
+        </w:numPr>
+      </w:pPr>
+      <w:r>
+        <w:t>Prompt for Song ID.</w:t>
+      </w:r>
+    </w:p>
+    <w:p>
+      <w:pPr>
+        <w:pStyle w:val="NormalWeb"/>
+        <w:numPr>
+          <w:ilvl w:val="0"/>
+          <w:numId w:val="25"/>
+        </w:numPr>
+      </w:pPr>
+      <w:r>
+        <w:t xml:space="preserve">If found, confirm deletion with </w:t>
+      </w:r>
+      <w:r>
+        <w:rPr>
+          <w:rStyle w:val="HTMLCode"/>
+        </w:rPr>
+        <w:t>"Are you sure? (Y/N)"</w:t>
+      </w:r>
+      <w:r>
+        <w:t>.</w:t>
+      </w:r>
+    </w:p>
+    <w:p>
+      <w:pPr>
+        <w:pStyle w:val="NormalWeb"/>
+        <w:numPr>
+          <w:ilvl w:val="0"/>
+          <w:numId w:val="25"/>
+        </w:numPr>
+      </w:pPr>
+      <w:r>
+        <w:t xml:space="preserve">If not found, print </w:t>
+      </w:r>
+      <w:r>
+        <w:rPr>
+          <w:rStyle w:val="HTMLCode"/>
+        </w:rPr>
+        <w:t>"Not found"</w:t>
+      </w:r>
+      <w:r>
+        <w:t>.</w:t>
+      </w:r>
+    </w:p>
+    <w:p>
+      <w:pPr>
+        <w:pStyle w:val="Heading4"/>
+      </w:pPr>
+      <w:r>
+        <w:t xml:space="preserve"> Function </w:t>
+      </w:r>
+      <w:r>
+        <w:t>9</w:t>
+      </w:r>
+      <w:r>
+        <w:t>: Exit the program</w:t>
+      </w:r>
+    </w:p>
+    <w:p>
+      <w:pPr>
+        <w:pStyle w:val="NormalWeb"/>
+        <w:numPr>
+          <w:ilvl w:val="0"/>
+          <w:numId w:val="27"/>
+        </w:numPr>
+      </w:pPr>
+      <w:r>
+        <w:t xml:space="preserve">Print </w:t>
+      </w:r>
+      <w:r>
+        <w:rPr>
+          <w:rStyle w:val="HTMLCode"/>
+        </w:rPr>
+        <w:t>"Bye!"</w:t>
+      </w:r>
+      <w:r>
+        <w:t xml:space="preserve"> and terminate.</w:t>
       </w:r>
     </w:p>
     <w:p>
@@ -912,7 +1158,10 @@
           <w14:ligatures w14:val="none"/>
         </w:rPr>
       </w:pPr>
-      <w:r>
+    </w:p>
+    <w:p>
+      <w:pPr>
+        <w:spacing w:before="100" w:beforeAutospacing="1" w:after="100" w:afterAutospacing="1"/>
         <w:rPr>
           <w:rFonts w:ascii="Times New Roman" w:eastAsia="Times New Roman" w:hAnsi="Times New Roman" w:cs="Times New Roman"/>
           <w:i/>
@@ -920,8 +1169,7 @@
           <w:kern w:val="0"/>
           <w14:ligatures w14:val="none"/>
         </w:rPr>
-        <w:t xml:space="preserve">User Interface for </w:t>
-      </w:r>
+      </w:pPr>
       <w:r>
         <w:rPr>
           <w:rFonts w:ascii="Times New Roman" w:eastAsia="Times New Roman" w:hAnsi="Times New Roman" w:cs="Times New Roman"/>
@@ -930,7 +1178,7 @@
           <w:kern w:val="0"/>
           <w14:ligatures w14:val="none"/>
         </w:rPr>
-        <w:t xml:space="preserve">Song </w:t>
+        <w:t xml:space="preserve">User Interface for </w:t>
       </w:r>
       <w:r>
         <w:rPr>
@@ -940,6 +1188,16 @@
           <w:kern w:val="0"/>
           <w14:ligatures w14:val="none"/>
         </w:rPr>
+        <w:t xml:space="preserve">Song </w:t>
+      </w:r>
+      <w:r>
+        <w:rPr>
+          <w:rFonts w:ascii="Times New Roman" w:eastAsia="Times New Roman" w:hAnsi="Times New Roman" w:cs="Times New Roman"/>
+          <w:i/>
+          <w:iCs/>
+          <w:kern w:val="0"/>
+          <w14:ligatures w14:val="none"/>
+        </w:rPr>
         <w:t>Management</w:t>
       </w:r>
     </w:p>
@@ -958,152 +1216,152 @@
           <w:kern w:val="0"/>
           <w14:ligatures w14:val="none"/>
         </w:rPr>
-        <w:t>======</w:t>
-      </w:r>
-      <w:r>
+        <w:t>============ Song Management ============</w:t>
+      </w:r>
+    </w:p>
+    <w:p>
+      <w:pPr>
+        <w:spacing w:before="100" w:beforeAutospacing="1" w:after="100" w:afterAutospacing="1"/>
         <w:rPr>
           <w:rFonts w:ascii="Consolas" w:eastAsia="Times New Roman" w:hAnsi="Consolas" w:cs="Consolas"/>
           <w:kern w:val="0"/>
           <w14:ligatures w14:val="none"/>
         </w:rPr>
-        <w:t>====== Song Management======</w:t>
-      </w:r>
-    </w:p>
-    <w:p>
-      <w:pPr>
-        <w:spacing w:before="100" w:beforeAutospacing="1" w:after="100" w:afterAutospacing="1"/>
+      </w:pPr>
+      <w:r>
         <w:rPr>
           <w:rFonts w:ascii="Consolas" w:eastAsia="Times New Roman" w:hAnsi="Consolas" w:cs="Consolas"/>
           <w:kern w:val="0"/>
           <w14:ligatures w14:val="none"/>
         </w:rPr>
-      </w:pPr>
-      <w:r>
+        <w:t xml:space="preserve">1. Add Song  </w:t>
+      </w:r>
+    </w:p>
+    <w:p>
+      <w:pPr>
+        <w:spacing w:before="100" w:beforeAutospacing="1" w:after="100" w:afterAutospacing="1"/>
         <w:rPr>
           <w:rFonts w:ascii="Consolas" w:eastAsia="Times New Roman" w:hAnsi="Consolas" w:cs="Consolas"/>
           <w:kern w:val="0"/>
           <w14:ligatures w14:val="none"/>
         </w:rPr>
-        <w:t>1. Import information from txt file</w:t>
-      </w:r>
-    </w:p>
-    <w:p>
-      <w:pPr>
-        <w:spacing w:before="100" w:beforeAutospacing="1" w:after="100" w:afterAutospacing="1"/>
+      </w:pPr>
+      <w:r>
         <w:rPr>
           <w:rFonts w:ascii="Consolas" w:eastAsia="Times New Roman" w:hAnsi="Consolas" w:cs="Consolas"/>
           <w:kern w:val="0"/>
           <w14:ligatures w14:val="none"/>
         </w:rPr>
-      </w:pPr>
-      <w:r>
+        <w:t xml:space="preserve">2. Search song by name or artist  </w:t>
+      </w:r>
+    </w:p>
+    <w:p>
+      <w:pPr>
+        <w:spacing w:before="100" w:beforeAutospacing="1" w:after="100" w:afterAutospacing="1"/>
         <w:rPr>
           <w:rFonts w:ascii="Consolas" w:eastAsia="Times New Roman" w:hAnsi="Consolas" w:cs="Consolas"/>
           <w:kern w:val="0"/>
           <w14:ligatures w14:val="none"/>
         </w:rPr>
-        <w:t>2. Add Song</w:t>
-      </w:r>
-    </w:p>
-    <w:p>
-      <w:pPr>
-        <w:spacing w:before="100" w:beforeAutospacing="1" w:after="100" w:afterAutospacing="1"/>
+      </w:pPr>
+      <w:r>
         <w:rPr>
           <w:rFonts w:ascii="Consolas" w:eastAsia="Times New Roman" w:hAnsi="Consolas" w:cs="Consolas"/>
           <w:kern w:val="0"/>
           <w14:ligatures w14:val="none"/>
         </w:rPr>
-      </w:pPr>
-      <w:r>
+        <w:t xml:space="preserve">3. Update Song  </w:t>
+      </w:r>
+    </w:p>
+    <w:p>
+      <w:pPr>
+        <w:spacing w:before="100" w:beforeAutospacing="1" w:after="100" w:afterAutospacing="1"/>
         <w:rPr>
           <w:rFonts w:ascii="Consolas" w:eastAsia="Times New Roman" w:hAnsi="Consolas" w:cs="Consolas"/>
           <w:kern w:val="0"/>
           <w14:ligatures w14:val="none"/>
         </w:rPr>
-        <w:t>3. Search song by name</w:t>
-      </w:r>
-    </w:p>
-    <w:p>
-      <w:pPr>
-        <w:spacing w:before="100" w:beforeAutospacing="1" w:after="100" w:afterAutospacing="1"/>
+      </w:pPr>
+      <w:r>
         <w:rPr>
           <w:rFonts w:ascii="Consolas" w:eastAsia="Times New Roman" w:hAnsi="Consolas" w:cs="Consolas"/>
           <w:kern w:val="0"/>
           <w14:ligatures w14:val="none"/>
         </w:rPr>
-      </w:pPr>
-      <w:r>
+        <w:t xml:space="preserve">4. Export to txt file  </w:t>
+      </w:r>
+    </w:p>
+    <w:p>
+      <w:pPr>
+        <w:spacing w:before="100" w:beforeAutospacing="1" w:after="100" w:afterAutospacing="1"/>
         <w:rPr>
           <w:rFonts w:ascii="Consolas" w:eastAsia="Times New Roman" w:hAnsi="Consolas" w:cs="Consolas"/>
           <w:kern w:val="0"/>
           <w14:ligatures w14:val="none"/>
         </w:rPr>
-        <w:t>4. Update Song</w:t>
-      </w:r>
-    </w:p>
-    <w:p>
-      <w:pPr>
-        <w:spacing w:before="100" w:beforeAutospacing="1" w:after="100" w:afterAutospacing="1"/>
+      </w:pPr>
+      <w:r>
         <w:rPr>
           <w:rFonts w:ascii="Consolas" w:eastAsia="Times New Roman" w:hAnsi="Consolas" w:cs="Consolas"/>
           <w:kern w:val="0"/>
           <w14:ligatures w14:val="none"/>
         </w:rPr>
-      </w:pPr>
-      <w:r>
+        <w:t xml:space="preserve">5. Statistic: Number of songs by artist  </w:t>
+      </w:r>
+    </w:p>
+    <w:p>
+      <w:pPr>
+        <w:spacing w:before="100" w:beforeAutospacing="1" w:after="100" w:afterAutospacing="1"/>
         <w:rPr>
           <w:rFonts w:ascii="Consolas" w:eastAsia="Times New Roman" w:hAnsi="Consolas" w:cs="Consolas"/>
           <w:kern w:val="0"/>
           <w14:ligatures w14:val="none"/>
         </w:rPr>
-        <w:t>5. Export to txt file</w:t>
-      </w:r>
-    </w:p>
-    <w:p>
-      <w:pPr>
-        <w:spacing w:before="100" w:beforeAutospacing="1" w:after="100" w:afterAutospacing="1"/>
+      </w:pPr>
+      <w:r>
         <w:rPr>
           <w:rFonts w:ascii="Consolas" w:eastAsia="Times New Roman" w:hAnsi="Consolas" w:cs="Consolas"/>
           <w:kern w:val="0"/>
           <w14:ligatures w14:val="none"/>
         </w:rPr>
-      </w:pPr>
-      <w:r>
+        <w:t xml:space="preserve">6. Sort songs by release date (descending)  </w:t>
+      </w:r>
+    </w:p>
+    <w:p>
+      <w:pPr>
+        <w:spacing w:before="100" w:beforeAutospacing="1" w:after="100" w:afterAutospacing="1"/>
         <w:rPr>
           <w:rFonts w:ascii="Consolas" w:eastAsia="Times New Roman" w:hAnsi="Consolas" w:cs="Consolas"/>
           <w:kern w:val="0"/>
           <w14:ligatures w14:val="none"/>
         </w:rPr>
-        <w:t>6. Exit</w:t>
-      </w:r>
-    </w:p>
-    <w:p>
-      <w:pPr>
-        <w:spacing w:before="100" w:beforeAutospacing="1" w:after="100" w:afterAutospacing="1"/>
+      </w:pPr>
+      <w:r>
         <w:rPr>
           <w:rFonts w:ascii="Consolas" w:eastAsia="Times New Roman" w:hAnsi="Consolas" w:cs="Consolas"/>
           <w:kern w:val="0"/>
           <w14:ligatures w14:val="none"/>
         </w:rPr>
-      </w:pPr>
-      <w:r>
+        <w:t xml:space="preserve">7. Exit  </w:t>
+      </w:r>
+    </w:p>
+    <w:p>
+      <w:pPr>
+        <w:spacing w:before="100" w:beforeAutospacing="1" w:after="100" w:afterAutospacing="1"/>
         <w:rPr>
           <w:rFonts w:ascii="Consolas" w:eastAsia="Times New Roman" w:hAnsi="Consolas" w:cs="Consolas"/>
           <w:kern w:val="0"/>
           <w14:ligatures w14:val="none"/>
         </w:rPr>
-        <w:t>Please choose one option:</w:t>
-      </w:r>
-    </w:p>
-    <w:p>
-      <w:pPr>
-        <w:spacing w:before="100" w:beforeAutospacing="1" w:after="100" w:afterAutospacing="1"/>
+      </w:pPr>
+      <w:r>
         <w:rPr>
           <w:rFonts w:ascii="Consolas" w:eastAsia="Times New Roman" w:hAnsi="Consolas" w:cs="Consolas"/>
           <w:kern w:val="0"/>
           <w14:ligatures w14:val="none"/>
         </w:rPr>
-      </w:pPr>
+        <w:t>Please choose one option:</w:t>
+      </w:r>
     </w:p>
     <w:p>
       <w:pPr>
@@ -1119,6 +1377,7 @@
           <w:noProof/>
           <w:kern w:val="0"/>
         </w:rPr>
+        <w:lastRenderedPageBreak/>
         <w:pict w14:anchorId="56FD7152">
           <v:rect id="_x0000_i1025" alt="" style="width:468pt;height:.05pt;mso-width-percent:0;mso-height-percent:0;mso-width-percent:0;mso-height-percent:0" o:hralign="center" o:hrstd="t" o:hr="t" fillcolor="#a0a0a0" stroked="f"/>
         </w:pict>
@@ -1144,7 +1403,7 @@
 </file>
 
 <file path=word/numbering.xml><?xml version="1.0" encoding="utf-8"?>
-<w:numbering xmlns:wpc="http://schemas.microsoft.com/office/word/2010/wordprocessingCanvas" xmlns:cx="http://schemas.microsoft.com/office/drawing/2014/chartex" xmlns:cx1="http://schemas.microsoft.com/office/drawing/2015/9/8/chartex" xmlns:cx2="http://schemas.microsoft.com/office/drawing/2015/10/21/chartex" xmlns:cx3="http://schemas.microsoft.com/office/drawing/2016/5/9/chartex" xmlns:cx4="http://schemas.microsoft.com/office/drawing/2016/5/10/chartex" xmlns:cx5="http://schemas.microsoft.com/office/drawing/2016/5/11/chartex" xmlns:cx6="http://schemas.microsoft.com/office/drawing/2016/5/12/chartex" xmlns:cx7="http://schemas.microsoft.com/office/drawing/2016/5/13/chartex" xmlns:cx8="http://schemas.microsoft.com/office/drawing/2016/5/14/chartex" xmlns:mc="http://schemas.openxmlformats.org/markup-compatibility/2006" xmlns:aink="http://schemas.microsoft.com/office/drawing/2016/ink" xmlns:am3d="http://schemas.microsoft.com/office/drawing/2017/model3d" xmlns:o="urn:schemas-microsoft-com:office:office" xmlns:oel="http://schemas.microsoft.com/office/2019/extlst" xmlns:r="http://schemas.openxmlformats.org/officeDocument/2006/relationships" xmlns:m="http://schemas.openxmlformats.org/officeDocument/2006/math" xmlns:v="urn:schemas-microsoft-com:vml" xmlns:wp14="http://schemas.microsoft.com/office/word/2010/wordprocessingDrawing" xmlns:wp="http://schemas.openxmlformats.org/drawingml/2006/wordprocessingDrawing" xmlns:w10="urn:schemas-microsoft-com:office:word" xmlns:w="http://schemas.openxmlformats.org/wordprocessingml/2006/main" xmlns:w14="http://schemas.microsoft.com/office/word/2010/wordml" xmlns:w15="http://schemas.microsoft.com/office/word/2012/wordml" xmlns:w16cex="http://schemas.microsoft.com/office/word/2018/wordml/cex" xmlns:w16cid="http://schemas.microsoft.com/office/word/2016/wordml/cid" xmlns:w16="http://schemas.microsoft.com/office/word/2018/wordml" xmlns:w16du="http://schemas.microsoft.com/office/word/2023/wordml/word16du" xmlns:w16sdtdh="http://schemas.microsoft.com/office/word/2020/wordml/sdtdatahash" xmlns:w16se="http://schemas.microsoft.com/office/word/2015/wordml/symex" xmlns:wpg="http://schemas.microsoft.com/office/word/2010/wordprocessingGroup" xmlns:wpi="http://schemas.microsoft.com/office/word/2010/wordprocessingInk" xmlns:wne="http://schemas.microsoft.com/office/word/2006/wordml" xmlns:wps="http://schemas.microsoft.com/office/word/2010/wordprocessingShape" mc:Ignorable="w14 w15 w16se w16cid w16 w16cex w16sdtdh w16du wp14">
+<w:numbering xmlns:wpc="http://schemas.microsoft.com/office/word/2010/wordprocessingCanvas" xmlns:cx="http://schemas.microsoft.com/office/drawing/2014/chartex" xmlns:cx1="http://schemas.microsoft.com/office/drawing/2015/9/8/chartex" xmlns:cx2="http://schemas.microsoft.com/office/drawing/2015/10/21/chartex" xmlns:cx3="http://schemas.microsoft.com/office/drawing/2016/5/9/chartex" xmlns:cx4="http://schemas.microsoft.com/office/drawing/2016/5/10/chartex" xmlns:cx5="http://schemas.microsoft.com/office/drawing/2016/5/11/chartex" xmlns:cx6="http://schemas.microsoft.com/office/drawing/2016/5/12/chartex" xmlns:cx7="http://schemas.microsoft.com/office/drawing/2016/5/13/chartex" xmlns:cx8="http://schemas.microsoft.com/office/drawing/2016/5/14/chartex" xmlns:mc="http://schemas.openxmlformats.org/markup-compatibility/2006" xmlns:aink="http://schemas.microsoft.com/office/drawing/2016/ink" xmlns:am3d="http://schemas.microsoft.com/office/drawing/2017/model3d" xmlns:o="urn:schemas-microsoft-com:office:office" xmlns:oel="http://schemas.microsoft.com/office/2019/extlst" xmlns:r="http://schemas.openxmlformats.org/officeDocument/2006/relationships" xmlns:m="http://schemas.openxmlformats.org/officeDocument/2006/math" xmlns:v="urn:schemas-microsoft-com:vml" xmlns:wp14="http://schemas.microsoft.com/office/word/2010/wordprocessingDrawing" xmlns:wp="http://schemas.openxmlformats.org/drawingml/2006/wordprocessingDrawing" xmlns:w10="urn:schemas-microsoft-com:office:word" xmlns:w="http://schemas.openxmlformats.org/wordprocessingml/2006/main" xmlns:w14="http://schemas.microsoft.com/office/word/2010/wordml" xmlns:w15="http://schemas.microsoft.com/office/word/2012/wordml" xmlns:w16cex="http://schemas.microsoft.com/office/word/2018/wordml/cex" xmlns:w16cid="http://schemas.microsoft.com/office/word/2016/wordml/cid" xmlns:w16="http://schemas.microsoft.com/office/word/2018/wordml" xmlns:w16sdtdh="http://schemas.microsoft.com/office/word/2020/wordml/sdtdatahash" xmlns:w16se="http://schemas.microsoft.com/office/word/2015/wordml/symex" xmlns:wpg="http://schemas.microsoft.com/office/word/2010/wordprocessingGroup" xmlns:wpi="http://schemas.microsoft.com/office/word/2010/wordprocessingInk" xmlns:wne="http://schemas.microsoft.com/office/word/2006/wordml" xmlns:wps="http://schemas.microsoft.com/office/word/2010/wordprocessingShape" mc:Ignorable="w14 w15 w16se w16cid w16 w16cex w16sdtdh wp14">
   <w:abstractNum w:abstractNumId="0" w15:restartNumberingAfterBreak="0">
     <w:nsid w:val="08803E64"/>
     <w:multiLevelType w:val="multilevel"/>
@@ -1295,6 +1554,602 @@
     </w:lvl>
   </w:abstractNum>
   <w:abstractNum w:abstractNumId="1" w15:restartNumberingAfterBreak="0">
+    <w:nsid w:val="09DB5333"/>
+    <w:multiLevelType w:val="multilevel"/>
+    <w:tmpl w:val="17160C5A"/>
+    <w:lvl w:ilvl="0">
+      <w:start w:val="1"/>
+      <w:numFmt w:val="bullet"/>
+      <w:lvlText w:val=""/>
+      <w:lvlJc w:val="left"/>
+      <w:pPr>
+        <w:tabs>
+          <w:tab w:val="num" w:pos="720"/>
+        </w:tabs>
+        <w:ind w:left="720" w:hanging="360"/>
+      </w:pPr>
+      <w:rPr>
+        <w:rFonts w:ascii="Symbol" w:hAnsi="Symbol" w:hint="default"/>
+        <w:sz w:val="20"/>
+      </w:rPr>
+    </w:lvl>
+    <w:lvl w:ilvl="1" w:tentative="1">
+      <w:start w:val="1"/>
+      <w:numFmt w:val="bullet"/>
+      <w:lvlText w:val="o"/>
+      <w:lvlJc w:val="left"/>
+      <w:pPr>
+        <w:tabs>
+          <w:tab w:val="num" w:pos="1440"/>
+        </w:tabs>
+        <w:ind w:left="1440" w:hanging="360"/>
+      </w:pPr>
+      <w:rPr>
+        <w:rFonts w:ascii="Courier New" w:hAnsi="Courier New" w:hint="default"/>
+        <w:sz w:val="20"/>
+      </w:rPr>
+    </w:lvl>
+    <w:lvl w:ilvl="2" w:tentative="1">
+      <w:start w:val="1"/>
+      <w:numFmt w:val="bullet"/>
+      <w:lvlText w:val=""/>
+      <w:lvlJc w:val="left"/>
+      <w:pPr>
+        <w:tabs>
+          <w:tab w:val="num" w:pos="2160"/>
+        </w:tabs>
+        <w:ind w:left="2160" w:hanging="360"/>
+      </w:pPr>
+      <w:rPr>
+        <w:rFonts w:ascii="Wingdings" w:hAnsi="Wingdings" w:hint="default"/>
+        <w:sz w:val="20"/>
+      </w:rPr>
+    </w:lvl>
+    <w:lvl w:ilvl="3" w:tentative="1">
+      <w:start w:val="1"/>
+      <w:numFmt w:val="bullet"/>
+      <w:lvlText w:val=""/>
+      <w:lvlJc w:val="left"/>
+      <w:pPr>
+        <w:tabs>
+          <w:tab w:val="num" w:pos="2880"/>
+        </w:tabs>
+        <w:ind w:left="2880" w:hanging="360"/>
+      </w:pPr>
+      <w:rPr>
+        <w:rFonts w:ascii="Wingdings" w:hAnsi="Wingdings" w:hint="default"/>
+        <w:sz w:val="20"/>
+      </w:rPr>
+    </w:lvl>
+    <w:lvl w:ilvl="4" w:tentative="1">
+      <w:start w:val="1"/>
+      <w:numFmt w:val="bullet"/>
+      <w:lvlText w:val=""/>
+      <w:lvlJc w:val="left"/>
+      <w:pPr>
+        <w:tabs>
+          <w:tab w:val="num" w:pos="3600"/>
+        </w:tabs>
+        <w:ind w:left="3600" w:hanging="360"/>
+      </w:pPr>
+      <w:rPr>
+        <w:rFonts w:ascii="Wingdings" w:hAnsi="Wingdings" w:hint="default"/>
+        <w:sz w:val="20"/>
+      </w:rPr>
+    </w:lvl>
+    <w:lvl w:ilvl="5" w:tentative="1">
+      <w:start w:val="1"/>
+      <w:numFmt w:val="bullet"/>
+      <w:lvlText w:val=""/>
+      <w:lvlJc w:val="left"/>
+      <w:pPr>
+        <w:tabs>
+          <w:tab w:val="num" w:pos="4320"/>
+        </w:tabs>
+        <w:ind w:left="4320" w:hanging="360"/>
+      </w:pPr>
+      <w:rPr>
+        <w:rFonts w:ascii="Wingdings" w:hAnsi="Wingdings" w:hint="default"/>
+        <w:sz w:val="20"/>
+      </w:rPr>
+    </w:lvl>
+    <w:lvl w:ilvl="6" w:tentative="1">
+      <w:start w:val="1"/>
+      <w:numFmt w:val="bullet"/>
+      <w:lvlText w:val=""/>
+      <w:lvlJc w:val="left"/>
+      <w:pPr>
+        <w:tabs>
+          <w:tab w:val="num" w:pos="5040"/>
+        </w:tabs>
+        <w:ind w:left="5040" w:hanging="360"/>
+      </w:pPr>
+      <w:rPr>
+        <w:rFonts w:ascii="Wingdings" w:hAnsi="Wingdings" w:hint="default"/>
+        <w:sz w:val="20"/>
+      </w:rPr>
+    </w:lvl>
+    <w:lvl w:ilvl="7" w:tentative="1">
+      <w:start w:val="1"/>
+      <w:numFmt w:val="bullet"/>
+      <w:lvlText w:val=""/>
+      <w:lvlJc w:val="left"/>
+      <w:pPr>
+        <w:tabs>
+          <w:tab w:val="num" w:pos="5760"/>
+        </w:tabs>
+        <w:ind w:left="5760" w:hanging="360"/>
+      </w:pPr>
+      <w:rPr>
+        <w:rFonts w:ascii="Wingdings" w:hAnsi="Wingdings" w:hint="default"/>
+        <w:sz w:val="20"/>
+      </w:rPr>
+    </w:lvl>
+    <w:lvl w:ilvl="8" w:tentative="1">
+      <w:start w:val="1"/>
+      <w:numFmt w:val="bullet"/>
+      <w:lvlText w:val=""/>
+      <w:lvlJc w:val="left"/>
+      <w:pPr>
+        <w:tabs>
+          <w:tab w:val="num" w:pos="6480"/>
+        </w:tabs>
+        <w:ind w:left="6480" w:hanging="360"/>
+      </w:pPr>
+      <w:rPr>
+        <w:rFonts w:ascii="Wingdings" w:hAnsi="Wingdings" w:hint="default"/>
+        <w:sz w:val="20"/>
+      </w:rPr>
+    </w:lvl>
+  </w:abstractNum>
+  <w:abstractNum w:abstractNumId="2" w15:restartNumberingAfterBreak="0">
+    <w:nsid w:val="10EF52C0"/>
+    <w:multiLevelType w:val="multilevel"/>
+    <w:tmpl w:val="8E86261C"/>
+    <w:lvl w:ilvl="0">
+      <w:start w:val="1"/>
+      <w:numFmt w:val="bullet"/>
+      <w:lvlText w:val=""/>
+      <w:lvlJc w:val="left"/>
+      <w:pPr>
+        <w:tabs>
+          <w:tab w:val="num" w:pos="720"/>
+        </w:tabs>
+        <w:ind w:left="720" w:hanging="360"/>
+      </w:pPr>
+      <w:rPr>
+        <w:rFonts w:ascii="Symbol" w:hAnsi="Symbol" w:hint="default"/>
+        <w:sz w:val="20"/>
+      </w:rPr>
+    </w:lvl>
+    <w:lvl w:ilvl="1" w:tentative="1">
+      <w:start w:val="1"/>
+      <w:numFmt w:val="bullet"/>
+      <w:lvlText w:val="o"/>
+      <w:lvlJc w:val="left"/>
+      <w:pPr>
+        <w:tabs>
+          <w:tab w:val="num" w:pos="1440"/>
+        </w:tabs>
+        <w:ind w:left="1440" w:hanging="360"/>
+      </w:pPr>
+      <w:rPr>
+        <w:rFonts w:ascii="Courier New" w:hAnsi="Courier New" w:hint="default"/>
+        <w:sz w:val="20"/>
+      </w:rPr>
+    </w:lvl>
+    <w:lvl w:ilvl="2" w:tentative="1">
+      <w:start w:val="1"/>
+      <w:numFmt w:val="bullet"/>
+      <w:lvlText w:val=""/>
+      <w:lvlJc w:val="left"/>
+      <w:pPr>
+        <w:tabs>
+          <w:tab w:val="num" w:pos="2160"/>
+        </w:tabs>
+        <w:ind w:left="2160" w:hanging="360"/>
+      </w:pPr>
+      <w:rPr>
+        <w:rFonts w:ascii="Wingdings" w:hAnsi="Wingdings" w:hint="default"/>
+        <w:sz w:val="20"/>
+      </w:rPr>
+    </w:lvl>
+    <w:lvl w:ilvl="3" w:tentative="1">
+      <w:start w:val="1"/>
+      <w:numFmt w:val="bullet"/>
+      <w:lvlText w:val=""/>
+      <w:lvlJc w:val="left"/>
+      <w:pPr>
+        <w:tabs>
+          <w:tab w:val="num" w:pos="2880"/>
+        </w:tabs>
+        <w:ind w:left="2880" w:hanging="360"/>
+      </w:pPr>
+      <w:rPr>
+        <w:rFonts w:ascii="Wingdings" w:hAnsi="Wingdings" w:hint="default"/>
+        <w:sz w:val="20"/>
+      </w:rPr>
+    </w:lvl>
+    <w:lvl w:ilvl="4" w:tentative="1">
+      <w:start w:val="1"/>
+      <w:numFmt w:val="bullet"/>
+      <w:lvlText w:val=""/>
+      <w:lvlJc w:val="left"/>
+      <w:pPr>
+        <w:tabs>
+          <w:tab w:val="num" w:pos="3600"/>
+        </w:tabs>
+        <w:ind w:left="3600" w:hanging="360"/>
+      </w:pPr>
+      <w:rPr>
+        <w:rFonts w:ascii="Wingdings" w:hAnsi="Wingdings" w:hint="default"/>
+        <w:sz w:val="20"/>
+      </w:rPr>
+    </w:lvl>
+    <w:lvl w:ilvl="5" w:tentative="1">
+      <w:start w:val="1"/>
+      <w:numFmt w:val="bullet"/>
+      <w:lvlText w:val=""/>
+      <w:lvlJc w:val="left"/>
+      <w:pPr>
+        <w:tabs>
+          <w:tab w:val="num" w:pos="4320"/>
+        </w:tabs>
+        <w:ind w:left="4320" w:hanging="360"/>
+      </w:pPr>
+      <w:rPr>
+        <w:rFonts w:ascii="Wingdings" w:hAnsi="Wingdings" w:hint="default"/>
+        <w:sz w:val="20"/>
+      </w:rPr>
+    </w:lvl>
+    <w:lvl w:ilvl="6" w:tentative="1">
+      <w:start w:val="1"/>
+      <w:numFmt w:val="bullet"/>
+      <w:lvlText w:val=""/>
+      <w:lvlJc w:val="left"/>
+      <w:pPr>
+        <w:tabs>
+          <w:tab w:val="num" w:pos="5040"/>
+        </w:tabs>
+        <w:ind w:left="5040" w:hanging="360"/>
+      </w:pPr>
+      <w:rPr>
+        <w:rFonts w:ascii="Wingdings" w:hAnsi="Wingdings" w:hint="default"/>
+        <w:sz w:val="20"/>
+      </w:rPr>
+    </w:lvl>
+    <w:lvl w:ilvl="7" w:tentative="1">
+      <w:start w:val="1"/>
+      <w:numFmt w:val="bullet"/>
+      <w:lvlText w:val=""/>
+      <w:lvlJc w:val="left"/>
+      <w:pPr>
+        <w:tabs>
+          <w:tab w:val="num" w:pos="5760"/>
+        </w:tabs>
+        <w:ind w:left="5760" w:hanging="360"/>
+      </w:pPr>
+      <w:rPr>
+        <w:rFonts w:ascii="Wingdings" w:hAnsi="Wingdings" w:hint="default"/>
+        <w:sz w:val="20"/>
+      </w:rPr>
+    </w:lvl>
+    <w:lvl w:ilvl="8" w:tentative="1">
+      <w:start w:val="1"/>
+      <w:numFmt w:val="bullet"/>
+      <w:lvlText w:val=""/>
+      <w:lvlJc w:val="left"/>
+      <w:pPr>
+        <w:tabs>
+          <w:tab w:val="num" w:pos="6480"/>
+        </w:tabs>
+        <w:ind w:left="6480" w:hanging="360"/>
+      </w:pPr>
+      <w:rPr>
+        <w:rFonts w:ascii="Wingdings" w:hAnsi="Wingdings" w:hint="default"/>
+        <w:sz w:val="20"/>
+      </w:rPr>
+    </w:lvl>
+  </w:abstractNum>
+  <w:abstractNum w:abstractNumId="3" w15:restartNumberingAfterBreak="0">
+    <w:nsid w:val="11F6482C"/>
+    <w:multiLevelType w:val="multilevel"/>
+    <w:tmpl w:val="FE0A86DA"/>
+    <w:lvl w:ilvl="0">
+      <w:start w:val="1"/>
+      <w:numFmt w:val="bullet"/>
+      <w:lvlText w:val=""/>
+      <w:lvlJc w:val="left"/>
+      <w:pPr>
+        <w:tabs>
+          <w:tab w:val="num" w:pos="720"/>
+        </w:tabs>
+        <w:ind w:left="720" w:hanging="360"/>
+      </w:pPr>
+      <w:rPr>
+        <w:rFonts w:ascii="Symbol" w:hAnsi="Symbol" w:hint="default"/>
+        <w:sz w:val="20"/>
+      </w:rPr>
+    </w:lvl>
+    <w:lvl w:ilvl="1" w:tentative="1">
+      <w:start w:val="1"/>
+      <w:numFmt w:val="bullet"/>
+      <w:lvlText w:val="o"/>
+      <w:lvlJc w:val="left"/>
+      <w:pPr>
+        <w:tabs>
+          <w:tab w:val="num" w:pos="1440"/>
+        </w:tabs>
+        <w:ind w:left="1440" w:hanging="360"/>
+      </w:pPr>
+      <w:rPr>
+        <w:rFonts w:ascii="Courier New" w:hAnsi="Courier New" w:hint="default"/>
+        <w:sz w:val="20"/>
+      </w:rPr>
+    </w:lvl>
+    <w:lvl w:ilvl="2" w:tentative="1">
+      <w:start w:val="1"/>
+      <w:numFmt w:val="bullet"/>
+      <w:lvlText w:val=""/>
+      <w:lvlJc w:val="left"/>
+      <w:pPr>
+        <w:tabs>
+          <w:tab w:val="num" w:pos="2160"/>
+        </w:tabs>
+        <w:ind w:left="2160" w:hanging="360"/>
+      </w:pPr>
+      <w:rPr>
+        <w:rFonts w:ascii="Wingdings" w:hAnsi="Wingdings" w:hint="default"/>
+        <w:sz w:val="20"/>
+      </w:rPr>
+    </w:lvl>
+    <w:lvl w:ilvl="3" w:tentative="1">
+      <w:start w:val="1"/>
+      <w:numFmt w:val="bullet"/>
+      <w:lvlText w:val=""/>
+      <w:lvlJc w:val="left"/>
+      <w:pPr>
+        <w:tabs>
+          <w:tab w:val="num" w:pos="2880"/>
+        </w:tabs>
+        <w:ind w:left="2880" w:hanging="360"/>
+      </w:pPr>
+      <w:rPr>
+        <w:rFonts w:ascii="Wingdings" w:hAnsi="Wingdings" w:hint="default"/>
+        <w:sz w:val="20"/>
+      </w:rPr>
+    </w:lvl>
+    <w:lvl w:ilvl="4" w:tentative="1">
+      <w:start w:val="1"/>
+      <w:numFmt w:val="bullet"/>
+      <w:lvlText w:val=""/>
+      <w:lvlJc w:val="left"/>
+      <w:pPr>
+        <w:tabs>
+          <w:tab w:val="num" w:pos="3600"/>
+        </w:tabs>
+        <w:ind w:left="3600" w:hanging="360"/>
+      </w:pPr>
+      <w:rPr>
+        <w:rFonts w:ascii="Wingdings" w:hAnsi="Wingdings" w:hint="default"/>
+        <w:sz w:val="20"/>
+      </w:rPr>
+    </w:lvl>
+    <w:lvl w:ilvl="5" w:tentative="1">
+      <w:start w:val="1"/>
+      <w:numFmt w:val="bullet"/>
+      <w:lvlText w:val=""/>
+      <w:lvlJc w:val="left"/>
+      <w:pPr>
+        <w:tabs>
+          <w:tab w:val="num" w:pos="4320"/>
+        </w:tabs>
+        <w:ind w:left="4320" w:hanging="360"/>
+      </w:pPr>
+      <w:rPr>
+        <w:rFonts w:ascii="Wingdings" w:hAnsi="Wingdings" w:hint="default"/>
+        <w:sz w:val="20"/>
+      </w:rPr>
+    </w:lvl>
+    <w:lvl w:ilvl="6" w:tentative="1">
+      <w:start w:val="1"/>
+      <w:numFmt w:val="bullet"/>
+      <w:lvlText w:val=""/>
+      <w:lvlJc w:val="left"/>
+      <w:pPr>
+        <w:tabs>
+          <w:tab w:val="num" w:pos="5040"/>
+        </w:tabs>
+        <w:ind w:left="5040" w:hanging="360"/>
+      </w:pPr>
+      <w:rPr>
+        <w:rFonts w:ascii="Wingdings" w:hAnsi="Wingdings" w:hint="default"/>
+        <w:sz w:val="20"/>
+      </w:rPr>
+    </w:lvl>
+    <w:lvl w:ilvl="7" w:tentative="1">
+      <w:start w:val="1"/>
+      <w:numFmt w:val="bullet"/>
+      <w:lvlText w:val=""/>
+      <w:lvlJc w:val="left"/>
+      <w:pPr>
+        <w:tabs>
+          <w:tab w:val="num" w:pos="5760"/>
+        </w:tabs>
+        <w:ind w:left="5760" w:hanging="360"/>
+      </w:pPr>
+      <w:rPr>
+        <w:rFonts w:ascii="Wingdings" w:hAnsi="Wingdings" w:hint="default"/>
+        <w:sz w:val="20"/>
+      </w:rPr>
+    </w:lvl>
+    <w:lvl w:ilvl="8" w:tentative="1">
+      <w:start w:val="1"/>
+      <w:numFmt w:val="bullet"/>
+      <w:lvlText w:val=""/>
+      <w:lvlJc w:val="left"/>
+      <w:pPr>
+        <w:tabs>
+          <w:tab w:val="num" w:pos="6480"/>
+        </w:tabs>
+        <w:ind w:left="6480" w:hanging="360"/>
+      </w:pPr>
+      <w:rPr>
+        <w:rFonts w:ascii="Wingdings" w:hAnsi="Wingdings" w:hint="default"/>
+        <w:sz w:val="20"/>
+      </w:rPr>
+    </w:lvl>
+  </w:abstractNum>
+  <w:abstractNum w:abstractNumId="4" w15:restartNumberingAfterBreak="0">
+    <w:nsid w:val="17F24C58"/>
+    <w:multiLevelType w:val="multilevel"/>
+    <w:tmpl w:val="0A84A560"/>
+    <w:lvl w:ilvl="0">
+      <w:start w:val="1"/>
+      <w:numFmt w:val="bullet"/>
+      <w:lvlText w:val=""/>
+      <w:lvlJc w:val="left"/>
+      <w:pPr>
+        <w:tabs>
+          <w:tab w:val="num" w:pos="720"/>
+        </w:tabs>
+        <w:ind w:left="720" w:hanging="360"/>
+      </w:pPr>
+      <w:rPr>
+        <w:rFonts w:ascii="Symbol" w:hAnsi="Symbol" w:hint="default"/>
+        <w:sz w:val="20"/>
+      </w:rPr>
+    </w:lvl>
+    <w:lvl w:ilvl="1" w:tentative="1">
+      <w:start w:val="1"/>
+      <w:numFmt w:val="bullet"/>
+      <w:lvlText w:val="o"/>
+      <w:lvlJc w:val="left"/>
+      <w:pPr>
+        <w:tabs>
+          <w:tab w:val="num" w:pos="1440"/>
+        </w:tabs>
+        <w:ind w:left="1440" w:hanging="360"/>
+      </w:pPr>
+      <w:rPr>
+        <w:rFonts w:ascii="Courier New" w:hAnsi="Courier New" w:hint="default"/>
+        <w:sz w:val="20"/>
+      </w:rPr>
+    </w:lvl>
+    <w:lvl w:ilvl="2" w:tentative="1">
+      <w:start w:val="1"/>
+      <w:numFmt w:val="bullet"/>
+      <w:lvlText w:val=""/>
+      <w:lvlJc w:val="left"/>
+      <w:pPr>
+        <w:tabs>
+          <w:tab w:val="num" w:pos="2160"/>
+        </w:tabs>
+        <w:ind w:left="2160" w:hanging="360"/>
+      </w:pPr>
+      <w:rPr>
+        <w:rFonts w:ascii="Wingdings" w:hAnsi="Wingdings" w:hint="default"/>
+        <w:sz w:val="20"/>
+      </w:rPr>
+    </w:lvl>
+    <w:lvl w:ilvl="3" w:tentative="1">
+      <w:start w:val="1"/>
+      <w:numFmt w:val="bullet"/>
+      <w:lvlText w:val=""/>
+      <w:lvlJc w:val="left"/>
+      <w:pPr>
+        <w:tabs>
+          <w:tab w:val="num" w:pos="2880"/>
+        </w:tabs>
+        <w:ind w:left="2880" w:hanging="360"/>
+      </w:pPr>
+      <w:rPr>
+        <w:rFonts w:ascii="Wingdings" w:hAnsi="Wingdings" w:hint="default"/>
+        <w:sz w:val="20"/>
+      </w:rPr>
+    </w:lvl>
+    <w:lvl w:ilvl="4" w:tentative="1">
+      <w:start w:val="1"/>
+      <w:numFmt w:val="bullet"/>
+      <w:lvlText w:val=""/>
+      <w:lvlJc w:val="left"/>
+      <w:pPr>
+        <w:tabs>
+          <w:tab w:val="num" w:pos="3600"/>
+        </w:tabs>
+        <w:ind w:left="3600" w:hanging="360"/>
+      </w:pPr>
+      <w:rPr>
+        <w:rFonts w:ascii="Wingdings" w:hAnsi="Wingdings" w:hint="default"/>
+        <w:sz w:val="20"/>
+      </w:rPr>
+    </w:lvl>
+    <w:lvl w:ilvl="5" w:tentative="1">
+      <w:start w:val="1"/>
+      <w:numFmt w:val="bullet"/>
+      <w:lvlText w:val=""/>
+      <w:lvlJc w:val="left"/>
+      <w:pPr>
+        <w:tabs>
+          <w:tab w:val="num" w:pos="4320"/>
+        </w:tabs>
+        <w:ind w:left="4320" w:hanging="360"/>
+      </w:pPr>
+      <w:rPr>
+        <w:rFonts w:ascii="Wingdings" w:hAnsi="Wingdings" w:hint="default"/>
+        <w:sz w:val="20"/>
+      </w:rPr>
+    </w:lvl>
+    <w:lvl w:ilvl="6" w:tentative="1">
+      <w:start w:val="1"/>
+      <w:numFmt w:val="bullet"/>
+      <w:lvlText w:val=""/>
+      <w:lvlJc w:val="left"/>
+      <w:pPr>
+        <w:tabs>
+          <w:tab w:val="num" w:pos="5040"/>
+        </w:tabs>
+        <w:ind w:left="5040" w:hanging="360"/>
+      </w:pPr>
+      <w:rPr>
+        <w:rFonts w:ascii="Wingdings" w:hAnsi="Wingdings" w:hint="default"/>
+        <w:sz w:val="20"/>
+      </w:rPr>
+    </w:lvl>
+    <w:lvl w:ilvl="7" w:tentative="1">
+      <w:start w:val="1"/>
+      <w:numFmt w:val="bullet"/>
+      <w:lvlText w:val=""/>
+      <w:lvlJc w:val="left"/>
+      <w:pPr>
+        <w:tabs>
+          <w:tab w:val="num" w:pos="5760"/>
+        </w:tabs>
+        <w:ind w:left="5760" w:hanging="360"/>
+      </w:pPr>
+      <w:rPr>
+        <w:rFonts w:ascii="Wingdings" w:hAnsi="Wingdings" w:hint="default"/>
+        <w:sz w:val="20"/>
+      </w:rPr>
+    </w:lvl>
+    <w:lvl w:ilvl="8" w:tentative="1">
+      <w:start w:val="1"/>
+      <w:numFmt w:val="bullet"/>
+      <w:lvlText w:val=""/>
+      <w:lvlJc w:val="left"/>
+      <w:pPr>
+        <w:tabs>
+          <w:tab w:val="num" w:pos="6480"/>
+        </w:tabs>
+        <w:ind w:left="6480" w:hanging="360"/>
+      </w:pPr>
+      <w:rPr>
+        <w:rFonts w:ascii="Wingdings" w:hAnsi="Wingdings" w:hint="default"/>
+        <w:sz w:val="20"/>
+      </w:rPr>
+    </w:lvl>
+  </w:abstractNum>
+  <w:abstractNum w:abstractNumId="5" w15:restartNumberingAfterBreak="0">
     <w:nsid w:val="1976770C"/>
     <w:multiLevelType w:val="multilevel"/>
     <w:tmpl w:val="C1741BBE"/>
@@ -1443,7 +2298,156 @@
       </w:rPr>
     </w:lvl>
   </w:abstractNum>
-  <w:abstractNum w:abstractNumId="2" w15:restartNumberingAfterBreak="0">
+  <w:abstractNum w:abstractNumId="6" w15:restartNumberingAfterBreak="0">
+    <w:nsid w:val="19FD449B"/>
+    <w:multiLevelType w:val="multilevel"/>
+    <w:tmpl w:val="64F2F052"/>
+    <w:lvl w:ilvl="0">
+      <w:start w:val="1"/>
+      <w:numFmt w:val="bullet"/>
+      <w:lvlText w:val=""/>
+      <w:lvlJc w:val="left"/>
+      <w:pPr>
+        <w:tabs>
+          <w:tab w:val="num" w:pos="720"/>
+        </w:tabs>
+        <w:ind w:left="720" w:hanging="360"/>
+      </w:pPr>
+      <w:rPr>
+        <w:rFonts w:ascii="Symbol" w:hAnsi="Symbol" w:hint="default"/>
+        <w:sz w:val="20"/>
+      </w:rPr>
+    </w:lvl>
+    <w:lvl w:ilvl="1" w:tentative="1">
+      <w:start w:val="1"/>
+      <w:numFmt w:val="bullet"/>
+      <w:lvlText w:val="o"/>
+      <w:lvlJc w:val="left"/>
+      <w:pPr>
+        <w:tabs>
+          <w:tab w:val="num" w:pos="1440"/>
+        </w:tabs>
+        <w:ind w:left="1440" w:hanging="360"/>
+      </w:pPr>
+      <w:rPr>
+        <w:rFonts w:ascii="Courier New" w:hAnsi="Courier New" w:hint="default"/>
+        <w:sz w:val="20"/>
+      </w:rPr>
+    </w:lvl>
+    <w:lvl w:ilvl="2" w:tentative="1">
+      <w:start w:val="1"/>
+      <w:numFmt w:val="bullet"/>
+      <w:lvlText w:val=""/>
+      <w:lvlJc w:val="left"/>
+      <w:pPr>
+        <w:tabs>
+          <w:tab w:val="num" w:pos="2160"/>
+        </w:tabs>
+        <w:ind w:left="2160" w:hanging="360"/>
+      </w:pPr>
+      <w:rPr>
+        <w:rFonts w:ascii="Wingdings" w:hAnsi="Wingdings" w:hint="default"/>
+        <w:sz w:val="20"/>
+      </w:rPr>
+    </w:lvl>
+    <w:lvl w:ilvl="3" w:tentative="1">
+      <w:start w:val="1"/>
+      <w:numFmt w:val="bullet"/>
+      <w:lvlText w:val=""/>
+      <w:lvlJc w:val="left"/>
+      <w:pPr>
+        <w:tabs>
+          <w:tab w:val="num" w:pos="2880"/>
+        </w:tabs>
+        <w:ind w:left="2880" w:hanging="360"/>
+      </w:pPr>
+      <w:rPr>
+        <w:rFonts w:ascii="Wingdings" w:hAnsi="Wingdings" w:hint="default"/>
+        <w:sz w:val="20"/>
+      </w:rPr>
+    </w:lvl>
+    <w:lvl w:ilvl="4" w:tentative="1">
+      <w:start w:val="1"/>
+      <w:numFmt w:val="bullet"/>
+      <w:lvlText w:val=""/>
+      <w:lvlJc w:val="left"/>
+      <w:pPr>
+        <w:tabs>
+          <w:tab w:val="num" w:pos="3600"/>
+        </w:tabs>
+        <w:ind w:left="3600" w:hanging="360"/>
+      </w:pPr>
+      <w:rPr>
+        <w:rFonts w:ascii="Wingdings" w:hAnsi="Wingdings" w:hint="default"/>
+        <w:sz w:val="20"/>
+      </w:rPr>
+    </w:lvl>
+    <w:lvl w:ilvl="5" w:tentative="1">
+      <w:start w:val="1"/>
+      <w:numFmt w:val="bullet"/>
+      <w:lvlText w:val=""/>
+      <w:lvlJc w:val="left"/>
+      <w:pPr>
+        <w:tabs>
+          <w:tab w:val="num" w:pos="4320"/>
+        </w:tabs>
+        <w:ind w:left="4320" w:hanging="360"/>
+      </w:pPr>
+      <w:rPr>
+        <w:rFonts w:ascii="Wingdings" w:hAnsi="Wingdings" w:hint="default"/>
+        <w:sz w:val="20"/>
+      </w:rPr>
+    </w:lvl>
+    <w:lvl w:ilvl="6" w:tentative="1">
+      <w:start w:val="1"/>
+      <w:numFmt w:val="bullet"/>
+      <w:lvlText w:val=""/>
+      <w:lvlJc w:val="left"/>
+      <w:pPr>
+        <w:tabs>
+          <w:tab w:val="num" w:pos="5040"/>
+        </w:tabs>
+        <w:ind w:left="5040" w:hanging="360"/>
+      </w:pPr>
+      <w:rPr>
+        <w:rFonts w:ascii="Wingdings" w:hAnsi="Wingdings" w:hint="default"/>
+        <w:sz w:val="20"/>
+      </w:rPr>
+    </w:lvl>
+    <w:lvl w:ilvl="7" w:tentative="1">
+      <w:start w:val="1"/>
+      <w:numFmt w:val="bullet"/>
+      <w:lvlText w:val=""/>
+      <w:lvlJc w:val="left"/>
+      <w:pPr>
+        <w:tabs>
+          <w:tab w:val="num" w:pos="5760"/>
+        </w:tabs>
+        <w:ind w:left="5760" w:hanging="360"/>
+      </w:pPr>
+      <w:rPr>
+        <w:rFonts w:ascii="Wingdings" w:hAnsi="Wingdings" w:hint="default"/>
+        <w:sz w:val="20"/>
+      </w:rPr>
+    </w:lvl>
+    <w:lvl w:ilvl="8" w:tentative="1">
+      <w:start w:val="1"/>
+      <w:numFmt w:val="bullet"/>
+      <w:lvlText w:val=""/>
+      <w:lvlJc w:val="left"/>
+      <w:pPr>
+        <w:tabs>
+          <w:tab w:val="num" w:pos="6480"/>
+        </w:tabs>
+        <w:ind w:left="6480" w:hanging="360"/>
+      </w:pPr>
+      <w:rPr>
+        <w:rFonts w:ascii="Wingdings" w:hAnsi="Wingdings" w:hint="default"/>
+        <w:sz w:val="20"/>
+      </w:rPr>
+    </w:lvl>
+  </w:abstractNum>
+  <w:abstractNum w:abstractNumId="7" w15:restartNumberingAfterBreak="0">
     <w:nsid w:val="1B930544"/>
     <w:multiLevelType w:val="multilevel"/>
     <w:tmpl w:val="672C7952"/>
@@ -1592,7 +2596,156 @@
       </w:rPr>
     </w:lvl>
   </w:abstractNum>
-  <w:abstractNum w:abstractNumId="3" w15:restartNumberingAfterBreak="0">
+  <w:abstractNum w:abstractNumId="8" w15:restartNumberingAfterBreak="0">
+    <w:nsid w:val="1E0E4459"/>
+    <w:multiLevelType w:val="multilevel"/>
+    <w:tmpl w:val="8430A59E"/>
+    <w:lvl w:ilvl="0">
+      <w:start w:val="1"/>
+      <w:numFmt w:val="bullet"/>
+      <w:lvlText w:val=""/>
+      <w:lvlJc w:val="left"/>
+      <w:pPr>
+        <w:tabs>
+          <w:tab w:val="num" w:pos="720"/>
+        </w:tabs>
+        <w:ind w:left="720" w:hanging="360"/>
+      </w:pPr>
+      <w:rPr>
+        <w:rFonts w:ascii="Symbol" w:hAnsi="Symbol" w:hint="default"/>
+        <w:sz w:val="20"/>
+      </w:rPr>
+    </w:lvl>
+    <w:lvl w:ilvl="1">
+      <w:start w:val="1"/>
+      <w:numFmt w:val="bullet"/>
+      <w:lvlText w:val="o"/>
+      <w:lvlJc w:val="left"/>
+      <w:pPr>
+        <w:tabs>
+          <w:tab w:val="num" w:pos="1440"/>
+        </w:tabs>
+        <w:ind w:left="1440" w:hanging="360"/>
+      </w:pPr>
+      <w:rPr>
+        <w:rFonts w:ascii="Courier New" w:hAnsi="Courier New" w:hint="default"/>
+        <w:sz w:val="20"/>
+      </w:rPr>
+    </w:lvl>
+    <w:lvl w:ilvl="2" w:tentative="1">
+      <w:start w:val="1"/>
+      <w:numFmt w:val="bullet"/>
+      <w:lvlText w:val=""/>
+      <w:lvlJc w:val="left"/>
+      <w:pPr>
+        <w:tabs>
+          <w:tab w:val="num" w:pos="2160"/>
+        </w:tabs>
+        <w:ind w:left="2160" w:hanging="360"/>
+      </w:pPr>
+      <w:rPr>
+        <w:rFonts w:ascii="Wingdings" w:hAnsi="Wingdings" w:hint="default"/>
+        <w:sz w:val="20"/>
+      </w:rPr>
+    </w:lvl>
+    <w:lvl w:ilvl="3" w:tentative="1">
+      <w:start w:val="1"/>
+      <w:numFmt w:val="bullet"/>
+      <w:lvlText w:val=""/>
+      <w:lvlJc w:val="left"/>
+      <w:pPr>
+        <w:tabs>
+          <w:tab w:val="num" w:pos="2880"/>
+        </w:tabs>
+        <w:ind w:left="2880" w:hanging="360"/>
+      </w:pPr>
+      <w:rPr>
+        <w:rFonts w:ascii="Wingdings" w:hAnsi="Wingdings" w:hint="default"/>
+        <w:sz w:val="20"/>
+      </w:rPr>
+    </w:lvl>
+    <w:lvl w:ilvl="4" w:tentative="1">
+      <w:start w:val="1"/>
+      <w:numFmt w:val="bullet"/>
+      <w:lvlText w:val=""/>
+      <w:lvlJc w:val="left"/>
+      <w:pPr>
+        <w:tabs>
+          <w:tab w:val="num" w:pos="3600"/>
+        </w:tabs>
+        <w:ind w:left="3600" w:hanging="360"/>
+      </w:pPr>
+      <w:rPr>
+        <w:rFonts w:ascii="Wingdings" w:hAnsi="Wingdings" w:hint="default"/>
+        <w:sz w:val="20"/>
+      </w:rPr>
+    </w:lvl>
+    <w:lvl w:ilvl="5" w:tentative="1">
+      <w:start w:val="1"/>
+      <w:numFmt w:val="bullet"/>
+      <w:lvlText w:val=""/>
+      <w:lvlJc w:val="left"/>
+      <w:pPr>
+        <w:tabs>
+          <w:tab w:val="num" w:pos="4320"/>
+        </w:tabs>
+        <w:ind w:left="4320" w:hanging="360"/>
+      </w:pPr>
+      <w:rPr>
+        <w:rFonts w:ascii="Wingdings" w:hAnsi="Wingdings" w:hint="default"/>
+        <w:sz w:val="20"/>
+      </w:rPr>
+    </w:lvl>
+    <w:lvl w:ilvl="6" w:tentative="1">
+      <w:start w:val="1"/>
+      <w:numFmt w:val="bullet"/>
+      <w:lvlText w:val=""/>
+      <w:lvlJc w:val="left"/>
+      <w:pPr>
+        <w:tabs>
+          <w:tab w:val="num" w:pos="5040"/>
+        </w:tabs>
+        <w:ind w:left="5040" w:hanging="360"/>
+      </w:pPr>
+      <w:rPr>
+        <w:rFonts w:ascii="Wingdings" w:hAnsi="Wingdings" w:hint="default"/>
+        <w:sz w:val="20"/>
+      </w:rPr>
+    </w:lvl>
+    <w:lvl w:ilvl="7" w:tentative="1">
+      <w:start w:val="1"/>
+      <w:numFmt w:val="bullet"/>
+      <w:lvlText w:val=""/>
+      <w:lvlJc w:val="left"/>
+      <w:pPr>
+        <w:tabs>
+          <w:tab w:val="num" w:pos="5760"/>
+        </w:tabs>
+        <w:ind w:left="5760" w:hanging="360"/>
+      </w:pPr>
+      <w:rPr>
+        <w:rFonts w:ascii="Wingdings" w:hAnsi="Wingdings" w:hint="default"/>
+        <w:sz w:val="20"/>
+      </w:rPr>
+    </w:lvl>
+    <w:lvl w:ilvl="8" w:tentative="1">
+      <w:start w:val="1"/>
+      <w:numFmt w:val="bullet"/>
+      <w:lvlText w:val=""/>
+      <w:lvlJc w:val="left"/>
+      <w:pPr>
+        <w:tabs>
+          <w:tab w:val="num" w:pos="6480"/>
+        </w:tabs>
+        <w:ind w:left="6480" w:hanging="360"/>
+      </w:pPr>
+      <w:rPr>
+        <w:rFonts w:ascii="Wingdings" w:hAnsi="Wingdings" w:hint="default"/>
+        <w:sz w:val="20"/>
+      </w:rPr>
+    </w:lvl>
+  </w:abstractNum>
+  <w:abstractNum w:abstractNumId="9" w15:restartNumberingAfterBreak="0">
     <w:nsid w:val="1E27693C"/>
     <w:multiLevelType w:val="multilevel"/>
     <w:tmpl w:val="C4127528"/>
@@ -1741,7 +2894,305 @@
       </w:rPr>
     </w:lvl>
   </w:abstractNum>
-  <w:abstractNum w:abstractNumId="4" w15:restartNumberingAfterBreak="0">
+  <w:abstractNum w:abstractNumId="10" w15:restartNumberingAfterBreak="0">
+    <w:nsid w:val="23386681"/>
+    <w:multiLevelType w:val="multilevel"/>
+    <w:tmpl w:val="6A76B4E4"/>
+    <w:lvl w:ilvl="0">
+      <w:start w:val="1"/>
+      <w:numFmt w:val="bullet"/>
+      <w:lvlText w:val=""/>
+      <w:lvlJc w:val="left"/>
+      <w:pPr>
+        <w:tabs>
+          <w:tab w:val="num" w:pos="720"/>
+        </w:tabs>
+        <w:ind w:left="720" w:hanging="360"/>
+      </w:pPr>
+      <w:rPr>
+        <w:rFonts w:ascii="Symbol" w:hAnsi="Symbol" w:hint="default"/>
+        <w:sz w:val="20"/>
+      </w:rPr>
+    </w:lvl>
+    <w:lvl w:ilvl="1" w:tentative="1">
+      <w:start w:val="1"/>
+      <w:numFmt w:val="bullet"/>
+      <w:lvlText w:val="o"/>
+      <w:lvlJc w:val="left"/>
+      <w:pPr>
+        <w:tabs>
+          <w:tab w:val="num" w:pos="1440"/>
+        </w:tabs>
+        <w:ind w:left="1440" w:hanging="360"/>
+      </w:pPr>
+      <w:rPr>
+        <w:rFonts w:ascii="Courier New" w:hAnsi="Courier New" w:hint="default"/>
+        <w:sz w:val="20"/>
+      </w:rPr>
+    </w:lvl>
+    <w:lvl w:ilvl="2" w:tentative="1">
+      <w:start w:val="1"/>
+      <w:numFmt w:val="bullet"/>
+      <w:lvlText w:val=""/>
+      <w:lvlJc w:val="left"/>
+      <w:pPr>
+        <w:tabs>
+          <w:tab w:val="num" w:pos="2160"/>
+        </w:tabs>
+        <w:ind w:left="2160" w:hanging="360"/>
+      </w:pPr>
+      <w:rPr>
+        <w:rFonts w:ascii="Wingdings" w:hAnsi="Wingdings" w:hint="default"/>
+        <w:sz w:val="20"/>
+      </w:rPr>
+    </w:lvl>
+    <w:lvl w:ilvl="3" w:tentative="1">
+      <w:start w:val="1"/>
+      <w:numFmt w:val="bullet"/>
+      <w:lvlText w:val=""/>
+      <w:lvlJc w:val="left"/>
+      <w:pPr>
+        <w:tabs>
+          <w:tab w:val="num" w:pos="2880"/>
+        </w:tabs>
+        <w:ind w:left="2880" w:hanging="360"/>
+      </w:pPr>
+      <w:rPr>
+        <w:rFonts w:ascii="Wingdings" w:hAnsi="Wingdings" w:hint="default"/>
+        <w:sz w:val="20"/>
+      </w:rPr>
+    </w:lvl>
+    <w:lvl w:ilvl="4" w:tentative="1">
+      <w:start w:val="1"/>
+      <w:numFmt w:val="bullet"/>
+      <w:lvlText w:val=""/>
+      <w:lvlJc w:val="left"/>
+      <w:pPr>
+        <w:tabs>
+          <w:tab w:val="num" w:pos="3600"/>
+        </w:tabs>
+        <w:ind w:left="3600" w:hanging="360"/>
+      </w:pPr>
+      <w:rPr>
+        <w:rFonts w:ascii="Wingdings" w:hAnsi="Wingdings" w:hint="default"/>
+        <w:sz w:val="20"/>
+      </w:rPr>
+    </w:lvl>
+    <w:lvl w:ilvl="5" w:tentative="1">
+      <w:start w:val="1"/>
+      <w:numFmt w:val="bullet"/>
+      <w:lvlText w:val=""/>
+      <w:lvlJc w:val="left"/>
+      <w:pPr>
+        <w:tabs>
+          <w:tab w:val="num" w:pos="4320"/>
+        </w:tabs>
+        <w:ind w:left="4320" w:hanging="360"/>
+      </w:pPr>
+      <w:rPr>
+        <w:rFonts w:ascii="Wingdings" w:hAnsi="Wingdings" w:hint="default"/>
+        <w:sz w:val="20"/>
+      </w:rPr>
+    </w:lvl>
+    <w:lvl w:ilvl="6" w:tentative="1">
+      <w:start w:val="1"/>
+      <w:numFmt w:val="bullet"/>
+      <w:lvlText w:val=""/>
+      <w:lvlJc w:val="left"/>
+      <w:pPr>
+        <w:tabs>
+          <w:tab w:val="num" w:pos="5040"/>
+        </w:tabs>
+        <w:ind w:left="5040" w:hanging="360"/>
+      </w:pPr>
+      <w:rPr>
+        <w:rFonts w:ascii="Wingdings" w:hAnsi="Wingdings" w:hint="default"/>
+        <w:sz w:val="20"/>
+      </w:rPr>
+    </w:lvl>
+    <w:lvl w:ilvl="7" w:tentative="1">
+      <w:start w:val="1"/>
+      <w:numFmt w:val="bullet"/>
+      <w:lvlText w:val=""/>
+      <w:lvlJc w:val="left"/>
+      <w:pPr>
+        <w:tabs>
+          <w:tab w:val="num" w:pos="5760"/>
+        </w:tabs>
+        <w:ind w:left="5760" w:hanging="360"/>
+      </w:pPr>
+      <w:rPr>
+        <w:rFonts w:ascii="Wingdings" w:hAnsi="Wingdings" w:hint="default"/>
+        <w:sz w:val="20"/>
+      </w:rPr>
+    </w:lvl>
+    <w:lvl w:ilvl="8" w:tentative="1">
+      <w:start w:val="1"/>
+      <w:numFmt w:val="bullet"/>
+      <w:lvlText w:val=""/>
+      <w:lvlJc w:val="left"/>
+      <w:pPr>
+        <w:tabs>
+          <w:tab w:val="num" w:pos="6480"/>
+        </w:tabs>
+        <w:ind w:left="6480" w:hanging="360"/>
+      </w:pPr>
+      <w:rPr>
+        <w:rFonts w:ascii="Wingdings" w:hAnsi="Wingdings" w:hint="default"/>
+        <w:sz w:val="20"/>
+      </w:rPr>
+    </w:lvl>
+  </w:abstractNum>
+  <w:abstractNum w:abstractNumId="11" w15:restartNumberingAfterBreak="0">
+    <w:nsid w:val="28824C71"/>
+    <w:multiLevelType w:val="multilevel"/>
+    <w:tmpl w:val="9FBA45B4"/>
+    <w:lvl w:ilvl="0">
+      <w:start w:val="1"/>
+      <w:numFmt w:val="bullet"/>
+      <w:lvlText w:val=""/>
+      <w:lvlJc w:val="left"/>
+      <w:pPr>
+        <w:tabs>
+          <w:tab w:val="num" w:pos="720"/>
+        </w:tabs>
+        <w:ind w:left="720" w:hanging="360"/>
+      </w:pPr>
+      <w:rPr>
+        <w:rFonts w:ascii="Symbol" w:hAnsi="Symbol" w:hint="default"/>
+        <w:sz w:val="20"/>
+      </w:rPr>
+    </w:lvl>
+    <w:lvl w:ilvl="1" w:tentative="1">
+      <w:start w:val="1"/>
+      <w:numFmt w:val="bullet"/>
+      <w:lvlText w:val="o"/>
+      <w:lvlJc w:val="left"/>
+      <w:pPr>
+        <w:tabs>
+          <w:tab w:val="num" w:pos="1440"/>
+        </w:tabs>
+        <w:ind w:left="1440" w:hanging="360"/>
+      </w:pPr>
+      <w:rPr>
+        <w:rFonts w:ascii="Courier New" w:hAnsi="Courier New" w:hint="default"/>
+        <w:sz w:val="20"/>
+      </w:rPr>
+    </w:lvl>
+    <w:lvl w:ilvl="2" w:tentative="1">
+      <w:start w:val="1"/>
+      <w:numFmt w:val="bullet"/>
+      <w:lvlText w:val=""/>
+      <w:lvlJc w:val="left"/>
+      <w:pPr>
+        <w:tabs>
+          <w:tab w:val="num" w:pos="2160"/>
+        </w:tabs>
+        <w:ind w:left="2160" w:hanging="360"/>
+      </w:pPr>
+      <w:rPr>
+        <w:rFonts w:ascii="Wingdings" w:hAnsi="Wingdings" w:hint="default"/>
+        <w:sz w:val="20"/>
+      </w:rPr>
+    </w:lvl>
+    <w:lvl w:ilvl="3" w:tentative="1">
+      <w:start w:val="1"/>
+      <w:numFmt w:val="bullet"/>
+      <w:lvlText w:val=""/>
+      <w:lvlJc w:val="left"/>
+      <w:pPr>
+        <w:tabs>
+          <w:tab w:val="num" w:pos="2880"/>
+        </w:tabs>
+        <w:ind w:left="2880" w:hanging="360"/>
+      </w:pPr>
+      <w:rPr>
+        <w:rFonts w:ascii="Wingdings" w:hAnsi="Wingdings" w:hint="default"/>
+        <w:sz w:val="20"/>
+      </w:rPr>
+    </w:lvl>
+    <w:lvl w:ilvl="4" w:tentative="1">
+      <w:start w:val="1"/>
+      <w:numFmt w:val="bullet"/>
+      <w:lvlText w:val=""/>
+      <w:lvlJc w:val="left"/>
+      <w:pPr>
+        <w:tabs>
+          <w:tab w:val="num" w:pos="3600"/>
+        </w:tabs>
+        <w:ind w:left="3600" w:hanging="360"/>
+      </w:pPr>
+      <w:rPr>
+        <w:rFonts w:ascii="Wingdings" w:hAnsi="Wingdings" w:hint="default"/>
+        <w:sz w:val="20"/>
+      </w:rPr>
+    </w:lvl>
+    <w:lvl w:ilvl="5" w:tentative="1">
+      <w:start w:val="1"/>
+      <w:numFmt w:val="bullet"/>
+      <w:lvlText w:val=""/>
+      <w:lvlJc w:val="left"/>
+      <w:pPr>
+        <w:tabs>
+          <w:tab w:val="num" w:pos="4320"/>
+        </w:tabs>
+        <w:ind w:left="4320" w:hanging="360"/>
+      </w:pPr>
+      <w:rPr>
+        <w:rFonts w:ascii="Wingdings" w:hAnsi="Wingdings" w:hint="default"/>
+        <w:sz w:val="20"/>
+      </w:rPr>
+    </w:lvl>
+    <w:lvl w:ilvl="6" w:tentative="1">
+      <w:start w:val="1"/>
+      <w:numFmt w:val="bullet"/>
+      <w:lvlText w:val=""/>
+      <w:lvlJc w:val="left"/>
+      <w:pPr>
+        <w:tabs>
+          <w:tab w:val="num" w:pos="5040"/>
+        </w:tabs>
+        <w:ind w:left="5040" w:hanging="360"/>
+      </w:pPr>
+      <w:rPr>
+        <w:rFonts w:ascii="Wingdings" w:hAnsi="Wingdings" w:hint="default"/>
+        <w:sz w:val="20"/>
+      </w:rPr>
+    </w:lvl>
+    <w:lvl w:ilvl="7" w:tentative="1">
+      <w:start w:val="1"/>
+      <w:numFmt w:val="bullet"/>
+      <w:lvlText w:val=""/>
+      <w:lvlJc w:val="left"/>
+      <w:pPr>
+        <w:tabs>
+          <w:tab w:val="num" w:pos="5760"/>
+        </w:tabs>
+        <w:ind w:left="5760" w:hanging="360"/>
+      </w:pPr>
+      <w:rPr>
+        <w:rFonts w:ascii="Wingdings" w:hAnsi="Wingdings" w:hint="default"/>
+        <w:sz w:val="20"/>
+      </w:rPr>
+    </w:lvl>
+    <w:lvl w:ilvl="8" w:tentative="1">
+      <w:start w:val="1"/>
+      <w:numFmt w:val="bullet"/>
+      <w:lvlText w:val=""/>
+      <w:lvlJc w:val="left"/>
+      <w:pPr>
+        <w:tabs>
+          <w:tab w:val="num" w:pos="6480"/>
+        </w:tabs>
+        <w:ind w:left="6480" w:hanging="360"/>
+      </w:pPr>
+      <w:rPr>
+        <w:rFonts w:ascii="Wingdings" w:hAnsi="Wingdings" w:hint="default"/>
+        <w:sz w:val="20"/>
+      </w:rPr>
+    </w:lvl>
+  </w:abstractNum>
+  <w:abstractNum w:abstractNumId="12" w15:restartNumberingAfterBreak="0">
     <w:nsid w:val="2C64453B"/>
     <w:multiLevelType w:val="multilevel"/>
     <w:tmpl w:val="60ECD87C"/>
@@ -1854,7 +3305,7 @@
       </w:pPr>
     </w:lvl>
   </w:abstractNum>
-  <w:abstractNum w:abstractNumId="5" w15:restartNumberingAfterBreak="0">
+  <w:abstractNum w:abstractNumId="13" w15:restartNumberingAfterBreak="0">
     <w:nsid w:val="32BB6D14"/>
     <w:multiLevelType w:val="multilevel"/>
     <w:tmpl w:val="AC885122"/>
@@ -2003,7 +3454,7 @@
       </w:rPr>
     </w:lvl>
   </w:abstractNum>
-  <w:abstractNum w:abstractNumId="6" w15:restartNumberingAfterBreak="0">
+  <w:abstractNum w:abstractNumId="14" w15:restartNumberingAfterBreak="0">
     <w:nsid w:val="341133D0"/>
     <w:multiLevelType w:val="multilevel"/>
     <w:tmpl w:val="F094E85C"/>
@@ -2152,7 +3603,454 @@
       </w:rPr>
     </w:lvl>
   </w:abstractNum>
-  <w:abstractNum w:abstractNumId="7" w15:restartNumberingAfterBreak="0">
+  <w:abstractNum w:abstractNumId="15" w15:restartNumberingAfterBreak="0">
+    <w:nsid w:val="35BB7A01"/>
+    <w:multiLevelType w:val="multilevel"/>
+    <w:tmpl w:val="B29226B6"/>
+    <w:lvl w:ilvl="0">
+      <w:start w:val="1"/>
+      <w:numFmt w:val="bullet"/>
+      <w:lvlText w:val=""/>
+      <w:lvlJc w:val="left"/>
+      <w:pPr>
+        <w:tabs>
+          <w:tab w:val="num" w:pos="720"/>
+        </w:tabs>
+        <w:ind w:left="720" w:hanging="360"/>
+      </w:pPr>
+      <w:rPr>
+        <w:rFonts w:ascii="Symbol" w:hAnsi="Symbol" w:hint="default"/>
+        <w:sz w:val="20"/>
+      </w:rPr>
+    </w:lvl>
+    <w:lvl w:ilvl="1" w:tentative="1">
+      <w:start w:val="1"/>
+      <w:numFmt w:val="bullet"/>
+      <w:lvlText w:val="o"/>
+      <w:lvlJc w:val="left"/>
+      <w:pPr>
+        <w:tabs>
+          <w:tab w:val="num" w:pos="1440"/>
+        </w:tabs>
+        <w:ind w:left="1440" w:hanging="360"/>
+      </w:pPr>
+      <w:rPr>
+        <w:rFonts w:ascii="Courier New" w:hAnsi="Courier New" w:hint="default"/>
+        <w:sz w:val="20"/>
+      </w:rPr>
+    </w:lvl>
+    <w:lvl w:ilvl="2" w:tentative="1">
+      <w:start w:val="1"/>
+      <w:numFmt w:val="bullet"/>
+      <w:lvlText w:val=""/>
+      <w:lvlJc w:val="left"/>
+      <w:pPr>
+        <w:tabs>
+          <w:tab w:val="num" w:pos="2160"/>
+        </w:tabs>
+        <w:ind w:left="2160" w:hanging="360"/>
+      </w:pPr>
+      <w:rPr>
+        <w:rFonts w:ascii="Wingdings" w:hAnsi="Wingdings" w:hint="default"/>
+        <w:sz w:val="20"/>
+      </w:rPr>
+    </w:lvl>
+    <w:lvl w:ilvl="3" w:tentative="1">
+      <w:start w:val="1"/>
+      <w:numFmt w:val="bullet"/>
+      <w:lvlText w:val=""/>
+      <w:lvlJc w:val="left"/>
+      <w:pPr>
+        <w:tabs>
+          <w:tab w:val="num" w:pos="2880"/>
+        </w:tabs>
+        <w:ind w:left="2880" w:hanging="360"/>
+      </w:pPr>
+      <w:rPr>
+        <w:rFonts w:ascii="Wingdings" w:hAnsi="Wingdings" w:hint="default"/>
+        <w:sz w:val="20"/>
+      </w:rPr>
+    </w:lvl>
+    <w:lvl w:ilvl="4" w:tentative="1">
+      <w:start w:val="1"/>
+      <w:numFmt w:val="bullet"/>
+      <w:lvlText w:val=""/>
+      <w:lvlJc w:val="left"/>
+      <w:pPr>
+        <w:tabs>
+          <w:tab w:val="num" w:pos="3600"/>
+        </w:tabs>
+        <w:ind w:left="3600" w:hanging="360"/>
+      </w:pPr>
+      <w:rPr>
+        <w:rFonts w:ascii="Wingdings" w:hAnsi="Wingdings" w:hint="default"/>
+        <w:sz w:val="20"/>
+      </w:rPr>
+    </w:lvl>
+    <w:lvl w:ilvl="5" w:tentative="1">
+      <w:start w:val="1"/>
+      <w:numFmt w:val="bullet"/>
+      <w:lvlText w:val=""/>
+      <w:lvlJc w:val="left"/>
+      <w:pPr>
+        <w:tabs>
+          <w:tab w:val="num" w:pos="4320"/>
+        </w:tabs>
+        <w:ind w:left="4320" w:hanging="360"/>
+      </w:pPr>
+      <w:rPr>
+        <w:rFonts w:ascii="Wingdings" w:hAnsi="Wingdings" w:hint="default"/>
+        <w:sz w:val="20"/>
+      </w:rPr>
+    </w:lvl>
+    <w:lvl w:ilvl="6" w:tentative="1">
+      <w:start w:val="1"/>
+      <w:numFmt w:val="bullet"/>
+      <w:lvlText w:val=""/>
+      <w:lvlJc w:val="left"/>
+      <w:pPr>
+        <w:tabs>
+          <w:tab w:val="num" w:pos="5040"/>
+        </w:tabs>
+        <w:ind w:left="5040" w:hanging="360"/>
+      </w:pPr>
+      <w:rPr>
+        <w:rFonts w:ascii="Wingdings" w:hAnsi="Wingdings" w:hint="default"/>
+        <w:sz w:val="20"/>
+      </w:rPr>
+    </w:lvl>
+    <w:lvl w:ilvl="7" w:tentative="1">
+      <w:start w:val="1"/>
+      <w:numFmt w:val="bullet"/>
+      <w:lvlText w:val=""/>
+      <w:lvlJc w:val="left"/>
+      <w:pPr>
+        <w:tabs>
+          <w:tab w:val="num" w:pos="5760"/>
+        </w:tabs>
+        <w:ind w:left="5760" w:hanging="360"/>
+      </w:pPr>
+      <w:rPr>
+        <w:rFonts w:ascii="Wingdings" w:hAnsi="Wingdings" w:hint="default"/>
+        <w:sz w:val="20"/>
+      </w:rPr>
+    </w:lvl>
+    <w:lvl w:ilvl="8" w:tentative="1">
+      <w:start w:val="1"/>
+      <w:numFmt w:val="bullet"/>
+      <w:lvlText w:val=""/>
+      <w:lvlJc w:val="left"/>
+      <w:pPr>
+        <w:tabs>
+          <w:tab w:val="num" w:pos="6480"/>
+        </w:tabs>
+        <w:ind w:left="6480" w:hanging="360"/>
+      </w:pPr>
+      <w:rPr>
+        <w:rFonts w:ascii="Wingdings" w:hAnsi="Wingdings" w:hint="default"/>
+        <w:sz w:val="20"/>
+      </w:rPr>
+    </w:lvl>
+  </w:abstractNum>
+  <w:abstractNum w:abstractNumId="16" w15:restartNumberingAfterBreak="0">
+    <w:nsid w:val="3B1F47B4"/>
+    <w:multiLevelType w:val="multilevel"/>
+    <w:tmpl w:val="16CC0AE6"/>
+    <w:lvl w:ilvl="0">
+      <w:start w:val="1"/>
+      <w:numFmt w:val="bullet"/>
+      <w:lvlText w:val=""/>
+      <w:lvlJc w:val="left"/>
+      <w:pPr>
+        <w:tabs>
+          <w:tab w:val="num" w:pos="720"/>
+        </w:tabs>
+        <w:ind w:left="720" w:hanging="360"/>
+      </w:pPr>
+      <w:rPr>
+        <w:rFonts w:ascii="Symbol" w:hAnsi="Symbol" w:hint="default"/>
+        <w:sz w:val="20"/>
+      </w:rPr>
+    </w:lvl>
+    <w:lvl w:ilvl="1" w:tentative="1">
+      <w:start w:val="1"/>
+      <w:numFmt w:val="bullet"/>
+      <w:lvlText w:val="o"/>
+      <w:lvlJc w:val="left"/>
+      <w:pPr>
+        <w:tabs>
+          <w:tab w:val="num" w:pos="1440"/>
+        </w:tabs>
+        <w:ind w:left="1440" w:hanging="360"/>
+      </w:pPr>
+      <w:rPr>
+        <w:rFonts w:ascii="Courier New" w:hAnsi="Courier New" w:hint="default"/>
+        <w:sz w:val="20"/>
+      </w:rPr>
+    </w:lvl>
+    <w:lvl w:ilvl="2" w:tentative="1">
+      <w:start w:val="1"/>
+      <w:numFmt w:val="bullet"/>
+      <w:lvlText w:val=""/>
+      <w:lvlJc w:val="left"/>
+      <w:pPr>
+        <w:tabs>
+          <w:tab w:val="num" w:pos="2160"/>
+        </w:tabs>
+        <w:ind w:left="2160" w:hanging="360"/>
+      </w:pPr>
+      <w:rPr>
+        <w:rFonts w:ascii="Wingdings" w:hAnsi="Wingdings" w:hint="default"/>
+        <w:sz w:val="20"/>
+      </w:rPr>
+    </w:lvl>
+    <w:lvl w:ilvl="3" w:tentative="1">
+      <w:start w:val="1"/>
+      <w:numFmt w:val="bullet"/>
+      <w:lvlText w:val=""/>
+      <w:lvlJc w:val="left"/>
+      <w:pPr>
+        <w:tabs>
+          <w:tab w:val="num" w:pos="2880"/>
+        </w:tabs>
+        <w:ind w:left="2880" w:hanging="360"/>
+      </w:pPr>
+      <w:rPr>
+        <w:rFonts w:ascii="Wingdings" w:hAnsi="Wingdings" w:hint="default"/>
+        <w:sz w:val="20"/>
+      </w:rPr>
+    </w:lvl>
+    <w:lvl w:ilvl="4" w:tentative="1">
+      <w:start w:val="1"/>
+      <w:numFmt w:val="bullet"/>
+      <w:lvlText w:val=""/>
+      <w:lvlJc w:val="left"/>
+      <w:pPr>
+        <w:tabs>
+          <w:tab w:val="num" w:pos="3600"/>
+        </w:tabs>
+        <w:ind w:left="3600" w:hanging="360"/>
+      </w:pPr>
+      <w:rPr>
+        <w:rFonts w:ascii="Wingdings" w:hAnsi="Wingdings" w:hint="default"/>
+        <w:sz w:val="20"/>
+      </w:rPr>
+    </w:lvl>
+    <w:lvl w:ilvl="5" w:tentative="1">
+      <w:start w:val="1"/>
+      <w:numFmt w:val="bullet"/>
+      <w:lvlText w:val=""/>
+      <w:lvlJc w:val="left"/>
+      <w:pPr>
+        <w:tabs>
+          <w:tab w:val="num" w:pos="4320"/>
+        </w:tabs>
+        <w:ind w:left="4320" w:hanging="360"/>
+      </w:pPr>
+      <w:rPr>
+        <w:rFonts w:ascii="Wingdings" w:hAnsi="Wingdings" w:hint="default"/>
+        <w:sz w:val="20"/>
+      </w:rPr>
+    </w:lvl>
+    <w:lvl w:ilvl="6" w:tentative="1">
+      <w:start w:val="1"/>
+      <w:numFmt w:val="bullet"/>
+      <w:lvlText w:val=""/>
+      <w:lvlJc w:val="left"/>
+      <w:pPr>
+        <w:tabs>
+          <w:tab w:val="num" w:pos="5040"/>
+        </w:tabs>
+        <w:ind w:left="5040" w:hanging="360"/>
+      </w:pPr>
+      <w:rPr>
+        <w:rFonts w:ascii="Wingdings" w:hAnsi="Wingdings" w:hint="default"/>
+        <w:sz w:val="20"/>
+      </w:rPr>
+    </w:lvl>
+    <w:lvl w:ilvl="7" w:tentative="1">
+      <w:start w:val="1"/>
+      <w:numFmt w:val="bullet"/>
+      <w:lvlText w:val=""/>
+      <w:lvlJc w:val="left"/>
+      <w:pPr>
+        <w:tabs>
+          <w:tab w:val="num" w:pos="5760"/>
+        </w:tabs>
+        <w:ind w:left="5760" w:hanging="360"/>
+      </w:pPr>
+      <w:rPr>
+        <w:rFonts w:ascii="Wingdings" w:hAnsi="Wingdings" w:hint="default"/>
+        <w:sz w:val="20"/>
+      </w:rPr>
+    </w:lvl>
+    <w:lvl w:ilvl="8" w:tentative="1">
+      <w:start w:val="1"/>
+      <w:numFmt w:val="bullet"/>
+      <w:lvlText w:val=""/>
+      <w:lvlJc w:val="left"/>
+      <w:pPr>
+        <w:tabs>
+          <w:tab w:val="num" w:pos="6480"/>
+        </w:tabs>
+        <w:ind w:left="6480" w:hanging="360"/>
+      </w:pPr>
+      <w:rPr>
+        <w:rFonts w:ascii="Wingdings" w:hAnsi="Wingdings" w:hint="default"/>
+        <w:sz w:val="20"/>
+      </w:rPr>
+    </w:lvl>
+  </w:abstractNum>
+  <w:abstractNum w:abstractNumId="17" w15:restartNumberingAfterBreak="0">
+    <w:nsid w:val="475E18DE"/>
+    <w:multiLevelType w:val="multilevel"/>
+    <w:tmpl w:val="4320991E"/>
+    <w:lvl w:ilvl="0">
+      <w:start w:val="1"/>
+      <w:numFmt w:val="bullet"/>
+      <w:lvlText w:val=""/>
+      <w:lvlJc w:val="left"/>
+      <w:pPr>
+        <w:tabs>
+          <w:tab w:val="num" w:pos="720"/>
+        </w:tabs>
+        <w:ind w:left="720" w:hanging="360"/>
+      </w:pPr>
+      <w:rPr>
+        <w:rFonts w:ascii="Symbol" w:hAnsi="Symbol" w:hint="default"/>
+        <w:sz w:val="20"/>
+      </w:rPr>
+    </w:lvl>
+    <w:lvl w:ilvl="1" w:tentative="1">
+      <w:start w:val="1"/>
+      <w:numFmt w:val="bullet"/>
+      <w:lvlText w:val="o"/>
+      <w:lvlJc w:val="left"/>
+      <w:pPr>
+        <w:tabs>
+          <w:tab w:val="num" w:pos="1440"/>
+        </w:tabs>
+        <w:ind w:left="1440" w:hanging="360"/>
+      </w:pPr>
+      <w:rPr>
+        <w:rFonts w:ascii="Courier New" w:hAnsi="Courier New" w:hint="default"/>
+        <w:sz w:val="20"/>
+      </w:rPr>
+    </w:lvl>
+    <w:lvl w:ilvl="2" w:tentative="1">
+      <w:start w:val="1"/>
+      <w:numFmt w:val="bullet"/>
+      <w:lvlText w:val=""/>
+      <w:lvlJc w:val="left"/>
+      <w:pPr>
+        <w:tabs>
+          <w:tab w:val="num" w:pos="2160"/>
+        </w:tabs>
+        <w:ind w:left="2160" w:hanging="360"/>
+      </w:pPr>
+      <w:rPr>
+        <w:rFonts w:ascii="Wingdings" w:hAnsi="Wingdings" w:hint="default"/>
+        <w:sz w:val="20"/>
+      </w:rPr>
+    </w:lvl>
+    <w:lvl w:ilvl="3" w:tentative="1">
+      <w:start w:val="1"/>
+      <w:numFmt w:val="bullet"/>
+      <w:lvlText w:val=""/>
+      <w:lvlJc w:val="left"/>
+      <w:pPr>
+        <w:tabs>
+          <w:tab w:val="num" w:pos="2880"/>
+        </w:tabs>
+        <w:ind w:left="2880" w:hanging="360"/>
+      </w:pPr>
+      <w:rPr>
+        <w:rFonts w:ascii="Wingdings" w:hAnsi="Wingdings" w:hint="default"/>
+        <w:sz w:val="20"/>
+      </w:rPr>
+    </w:lvl>
+    <w:lvl w:ilvl="4" w:tentative="1">
+      <w:start w:val="1"/>
+      <w:numFmt w:val="bullet"/>
+      <w:lvlText w:val=""/>
+      <w:lvlJc w:val="left"/>
+      <w:pPr>
+        <w:tabs>
+          <w:tab w:val="num" w:pos="3600"/>
+        </w:tabs>
+        <w:ind w:left="3600" w:hanging="360"/>
+      </w:pPr>
+      <w:rPr>
+        <w:rFonts w:ascii="Wingdings" w:hAnsi="Wingdings" w:hint="default"/>
+        <w:sz w:val="20"/>
+      </w:rPr>
+    </w:lvl>
+    <w:lvl w:ilvl="5" w:tentative="1">
+      <w:start w:val="1"/>
+      <w:numFmt w:val="bullet"/>
+      <w:lvlText w:val=""/>
+      <w:lvlJc w:val="left"/>
+      <w:pPr>
+        <w:tabs>
+          <w:tab w:val="num" w:pos="4320"/>
+        </w:tabs>
+        <w:ind w:left="4320" w:hanging="360"/>
+      </w:pPr>
+      <w:rPr>
+        <w:rFonts w:ascii="Wingdings" w:hAnsi="Wingdings" w:hint="default"/>
+        <w:sz w:val="20"/>
+      </w:rPr>
+    </w:lvl>
+    <w:lvl w:ilvl="6" w:tentative="1">
+      <w:start w:val="1"/>
+      <w:numFmt w:val="bullet"/>
+      <w:lvlText w:val=""/>
+      <w:lvlJc w:val="left"/>
+      <w:pPr>
+        <w:tabs>
+          <w:tab w:val="num" w:pos="5040"/>
+        </w:tabs>
+        <w:ind w:left="5040" w:hanging="360"/>
+      </w:pPr>
+      <w:rPr>
+        <w:rFonts w:ascii="Wingdings" w:hAnsi="Wingdings" w:hint="default"/>
+        <w:sz w:val="20"/>
+      </w:rPr>
+    </w:lvl>
+    <w:lvl w:ilvl="7" w:tentative="1">
+      <w:start w:val="1"/>
+      <w:numFmt w:val="bullet"/>
+      <w:lvlText w:val=""/>
+      <w:lvlJc w:val="left"/>
+      <w:pPr>
+        <w:tabs>
+          <w:tab w:val="num" w:pos="5760"/>
+        </w:tabs>
+        <w:ind w:left="5760" w:hanging="360"/>
+      </w:pPr>
+      <w:rPr>
+        <w:rFonts w:ascii="Wingdings" w:hAnsi="Wingdings" w:hint="default"/>
+        <w:sz w:val="20"/>
+      </w:rPr>
+    </w:lvl>
+    <w:lvl w:ilvl="8" w:tentative="1">
+      <w:start w:val="1"/>
+      <w:numFmt w:val="bullet"/>
+      <w:lvlText w:val=""/>
+      <w:lvlJc w:val="left"/>
+      <w:pPr>
+        <w:tabs>
+          <w:tab w:val="num" w:pos="6480"/>
+        </w:tabs>
+        <w:ind w:left="6480" w:hanging="360"/>
+      </w:pPr>
+      <w:rPr>
+        <w:rFonts w:ascii="Wingdings" w:hAnsi="Wingdings" w:hint="default"/>
+        <w:sz w:val="20"/>
+      </w:rPr>
+    </w:lvl>
+  </w:abstractNum>
+  <w:abstractNum w:abstractNumId="18" w15:restartNumberingAfterBreak="0">
     <w:nsid w:val="497A0DED"/>
     <w:multiLevelType w:val="multilevel"/>
     <w:tmpl w:val="F050AC54"/>
@@ -2301,7 +4199,305 @@
       </w:rPr>
     </w:lvl>
   </w:abstractNum>
-  <w:abstractNum w:abstractNumId="8" w15:restartNumberingAfterBreak="0">
+  <w:abstractNum w:abstractNumId="19" w15:restartNumberingAfterBreak="0">
+    <w:nsid w:val="4C1D45F8"/>
+    <w:multiLevelType w:val="multilevel"/>
+    <w:tmpl w:val="DA268ED8"/>
+    <w:lvl w:ilvl="0">
+      <w:start w:val="1"/>
+      <w:numFmt w:val="bullet"/>
+      <w:lvlText w:val=""/>
+      <w:lvlJc w:val="left"/>
+      <w:pPr>
+        <w:tabs>
+          <w:tab w:val="num" w:pos="720"/>
+        </w:tabs>
+        <w:ind w:left="720" w:hanging="360"/>
+      </w:pPr>
+      <w:rPr>
+        <w:rFonts w:ascii="Symbol" w:hAnsi="Symbol" w:hint="default"/>
+        <w:sz w:val="20"/>
+      </w:rPr>
+    </w:lvl>
+    <w:lvl w:ilvl="1" w:tentative="1">
+      <w:start w:val="1"/>
+      <w:numFmt w:val="bullet"/>
+      <w:lvlText w:val="o"/>
+      <w:lvlJc w:val="left"/>
+      <w:pPr>
+        <w:tabs>
+          <w:tab w:val="num" w:pos="1440"/>
+        </w:tabs>
+        <w:ind w:left="1440" w:hanging="360"/>
+      </w:pPr>
+      <w:rPr>
+        <w:rFonts w:ascii="Courier New" w:hAnsi="Courier New" w:hint="default"/>
+        <w:sz w:val="20"/>
+      </w:rPr>
+    </w:lvl>
+    <w:lvl w:ilvl="2" w:tentative="1">
+      <w:start w:val="1"/>
+      <w:numFmt w:val="bullet"/>
+      <w:lvlText w:val=""/>
+      <w:lvlJc w:val="left"/>
+      <w:pPr>
+        <w:tabs>
+          <w:tab w:val="num" w:pos="2160"/>
+        </w:tabs>
+        <w:ind w:left="2160" w:hanging="360"/>
+      </w:pPr>
+      <w:rPr>
+        <w:rFonts w:ascii="Wingdings" w:hAnsi="Wingdings" w:hint="default"/>
+        <w:sz w:val="20"/>
+      </w:rPr>
+    </w:lvl>
+    <w:lvl w:ilvl="3" w:tentative="1">
+      <w:start w:val="1"/>
+      <w:numFmt w:val="bullet"/>
+      <w:lvlText w:val=""/>
+      <w:lvlJc w:val="left"/>
+      <w:pPr>
+        <w:tabs>
+          <w:tab w:val="num" w:pos="2880"/>
+        </w:tabs>
+        <w:ind w:left="2880" w:hanging="360"/>
+      </w:pPr>
+      <w:rPr>
+        <w:rFonts w:ascii="Wingdings" w:hAnsi="Wingdings" w:hint="default"/>
+        <w:sz w:val="20"/>
+      </w:rPr>
+    </w:lvl>
+    <w:lvl w:ilvl="4" w:tentative="1">
+      <w:start w:val="1"/>
+      <w:numFmt w:val="bullet"/>
+      <w:lvlText w:val=""/>
+      <w:lvlJc w:val="left"/>
+      <w:pPr>
+        <w:tabs>
+          <w:tab w:val="num" w:pos="3600"/>
+        </w:tabs>
+        <w:ind w:left="3600" w:hanging="360"/>
+      </w:pPr>
+      <w:rPr>
+        <w:rFonts w:ascii="Wingdings" w:hAnsi="Wingdings" w:hint="default"/>
+        <w:sz w:val="20"/>
+      </w:rPr>
+    </w:lvl>
+    <w:lvl w:ilvl="5" w:tentative="1">
+      <w:start w:val="1"/>
+      <w:numFmt w:val="bullet"/>
+      <w:lvlText w:val=""/>
+      <w:lvlJc w:val="left"/>
+      <w:pPr>
+        <w:tabs>
+          <w:tab w:val="num" w:pos="4320"/>
+        </w:tabs>
+        <w:ind w:left="4320" w:hanging="360"/>
+      </w:pPr>
+      <w:rPr>
+        <w:rFonts w:ascii="Wingdings" w:hAnsi="Wingdings" w:hint="default"/>
+        <w:sz w:val="20"/>
+      </w:rPr>
+    </w:lvl>
+    <w:lvl w:ilvl="6" w:tentative="1">
+      <w:start w:val="1"/>
+      <w:numFmt w:val="bullet"/>
+      <w:lvlText w:val=""/>
+      <w:lvlJc w:val="left"/>
+      <w:pPr>
+        <w:tabs>
+          <w:tab w:val="num" w:pos="5040"/>
+        </w:tabs>
+        <w:ind w:left="5040" w:hanging="360"/>
+      </w:pPr>
+      <w:rPr>
+        <w:rFonts w:ascii="Wingdings" w:hAnsi="Wingdings" w:hint="default"/>
+        <w:sz w:val="20"/>
+      </w:rPr>
+    </w:lvl>
+    <w:lvl w:ilvl="7" w:tentative="1">
+      <w:start w:val="1"/>
+      <w:numFmt w:val="bullet"/>
+      <w:lvlText w:val=""/>
+      <w:lvlJc w:val="left"/>
+      <w:pPr>
+        <w:tabs>
+          <w:tab w:val="num" w:pos="5760"/>
+        </w:tabs>
+        <w:ind w:left="5760" w:hanging="360"/>
+      </w:pPr>
+      <w:rPr>
+        <w:rFonts w:ascii="Wingdings" w:hAnsi="Wingdings" w:hint="default"/>
+        <w:sz w:val="20"/>
+      </w:rPr>
+    </w:lvl>
+    <w:lvl w:ilvl="8" w:tentative="1">
+      <w:start w:val="1"/>
+      <w:numFmt w:val="bullet"/>
+      <w:lvlText w:val=""/>
+      <w:lvlJc w:val="left"/>
+      <w:pPr>
+        <w:tabs>
+          <w:tab w:val="num" w:pos="6480"/>
+        </w:tabs>
+        <w:ind w:left="6480" w:hanging="360"/>
+      </w:pPr>
+      <w:rPr>
+        <w:rFonts w:ascii="Wingdings" w:hAnsi="Wingdings" w:hint="default"/>
+        <w:sz w:val="20"/>
+      </w:rPr>
+    </w:lvl>
+  </w:abstractNum>
+  <w:abstractNum w:abstractNumId="20" w15:restartNumberingAfterBreak="0">
+    <w:nsid w:val="4DF60D94"/>
+    <w:multiLevelType w:val="multilevel"/>
+    <w:tmpl w:val="2258EDD8"/>
+    <w:lvl w:ilvl="0">
+      <w:start w:val="1"/>
+      <w:numFmt w:val="bullet"/>
+      <w:lvlText w:val=""/>
+      <w:lvlJc w:val="left"/>
+      <w:pPr>
+        <w:tabs>
+          <w:tab w:val="num" w:pos="720"/>
+        </w:tabs>
+        <w:ind w:left="720" w:hanging="360"/>
+      </w:pPr>
+      <w:rPr>
+        <w:rFonts w:ascii="Symbol" w:hAnsi="Symbol" w:hint="default"/>
+        <w:sz w:val="20"/>
+      </w:rPr>
+    </w:lvl>
+    <w:lvl w:ilvl="1" w:tentative="1">
+      <w:start w:val="1"/>
+      <w:numFmt w:val="bullet"/>
+      <w:lvlText w:val="o"/>
+      <w:lvlJc w:val="left"/>
+      <w:pPr>
+        <w:tabs>
+          <w:tab w:val="num" w:pos="1440"/>
+        </w:tabs>
+        <w:ind w:left="1440" w:hanging="360"/>
+      </w:pPr>
+      <w:rPr>
+        <w:rFonts w:ascii="Courier New" w:hAnsi="Courier New" w:hint="default"/>
+        <w:sz w:val="20"/>
+      </w:rPr>
+    </w:lvl>
+    <w:lvl w:ilvl="2" w:tentative="1">
+      <w:start w:val="1"/>
+      <w:numFmt w:val="bullet"/>
+      <w:lvlText w:val=""/>
+      <w:lvlJc w:val="left"/>
+      <w:pPr>
+        <w:tabs>
+          <w:tab w:val="num" w:pos="2160"/>
+        </w:tabs>
+        <w:ind w:left="2160" w:hanging="360"/>
+      </w:pPr>
+      <w:rPr>
+        <w:rFonts w:ascii="Wingdings" w:hAnsi="Wingdings" w:hint="default"/>
+        <w:sz w:val="20"/>
+      </w:rPr>
+    </w:lvl>
+    <w:lvl w:ilvl="3" w:tentative="1">
+      <w:start w:val="1"/>
+      <w:numFmt w:val="bullet"/>
+      <w:lvlText w:val=""/>
+      <w:lvlJc w:val="left"/>
+      <w:pPr>
+        <w:tabs>
+          <w:tab w:val="num" w:pos="2880"/>
+        </w:tabs>
+        <w:ind w:left="2880" w:hanging="360"/>
+      </w:pPr>
+      <w:rPr>
+        <w:rFonts w:ascii="Wingdings" w:hAnsi="Wingdings" w:hint="default"/>
+        <w:sz w:val="20"/>
+      </w:rPr>
+    </w:lvl>
+    <w:lvl w:ilvl="4" w:tentative="1">
+      <w:start w:val="1"/>
+      <w:numFmt w:val="bullet"/>
+      <w:lvlText w:val=""/>
+      <w:lvlJc w:val="left"/>
+      <w:pPr>
+        <w:tabs>
+          <w:tab w:val="num" w:pos="3600"/>
+        </w:tabs>
+        <w:ind w:left="3600" w:hanging="360"/>
+      </w:pPr>
+      <w:rPr>
+        <w:rFonts w:ascii="Wingdings" w:hAnsi="Wingdings" w:hint="default"/>
+        <w:sz w:val="20"/>
+      </w:rPr>
+    </w:lvl>
+    <w:lvl w:ilvl="5" w:tentative="1">
+      <w:start w:val="1"/>
+      <w:numFmt w:val="bullet"/>
+      <w:lvlText w:val=""/>
+      <w:lvlJc w:val="left"/>
+      <w:pPr>
+        <w:tabs>
+          <w:tab w:val="num" w:pos="4320"/>
+        </w:tabs>
+        <w:ind w:left="4320" w:hanging="360"/>
+      </w:pPr>
+      <w:rPr>
+        <w:rFonts w:ascii="Wingdings" w:hAnsi="Wingdings" w:hint="default"/>
+        <w:sz w:val="20"/>
+      </w:rPr>
+    </w:lvl>
+    <w:lvl w:ilvl="6" w:tentative="1">
+      <w:start w:val="1"/>
+      <w:numFmt w:val="bullet"/>
+      <w:lvlText w:val=""/>
+      <w:lvlJc w:val="left"/>
+      <w:pPr>
+        <w:tabs>
+          <w:tab w:val="num" w:pos="5040"/>
+        </w:tabs>
+        <w:ind w:left="5040" w:hanging="360"/>
+      </w:pPr>
+      <w:rPr>
+        <w:rFonts w:ascii="Wingdings" w:hAnsi="Wingdings" w:hint="default"/>
+        <w:sz w:val="20"/>
+      </w:rPr>
+    </w:lvl>
+    <w:lvl w:ilvl="7" w:tentative="1">
+      <w:start w:val="1"/>
+      <w:numFmt w:val="bullet"/>
+      <w:lvlText w:val=""/>
+      <w:lvlJc w:val="left"/>
+      <w:pPr>
+        <w:tabs>
+          <w:tab w:val="num" w:pos="5760"/>
+        </w:tabs>
+        <w:ind w:left="5760" w:hanging="360"/>
+      </w:pPr>
+      <w:rPr>
+        <w:rFonts w:ascii="Wingdings" w:hAnsi="Wingdings" w:hint="default"/>
+        <w:sz w:val="20"/>
+      </w:rPr>
+    </w:lvl>
+    <w:lvl w:ilvl="8" w:tentative="1">
+      <w:start w:val="1"/>
+      <w:numFmt w:val="bullet"/>
+      <w:lvlText w:val=""/>
+      <w:lvlJc w:val="left"/>
+      <w:pPr>
+        <w:tabs>
+          <w:tab w:val="num" w:pos="6480"/>
+        </w:tabs>
+        <w:ind w:left="6480" w:hanging="360"/>
+      </w:pPr>
+      <w:rPr>
+        <w:rFonts w:ascii="Wingdings" w:hAnsi="Wingdings" w:hint="default"/>
+        <w:sz w:val="20"/>
+      </w:rPr>
+    </w:lvl>
+  </w:abstractNum>
+  <w:abstractNum w:abstractNumId="21" w15:restartNumberingAfterBreak="0">
     <w:nsid w:val="4E4F7610"/>
     <w:multiLevelType w:val="multilevel"/>
     <w:tmpl w:val="0B66B502"/>
@@ -2450,7 +4646,156 @@
       </w:rPr>
     </w:lvl>
   </w:abstractNum>
-  <w:abstractNum w:abstractNumId="9" w15:restartNumberingAfterBreak="0">
+  <w:abstractNum w:abstractNumId="22" w15:restartNumberingAfterBreak="0">
+    <w:nsid w:val="60E8784F"/>
+    <w:multiLevelType w:val="multilevel"/>
+    <w:tmpl w:val="9EC09A70"/>
+    <w:lvl w:ilvl="0">
+      <w:start w:val="1"/>
+      <w:numFmt w:val="bullet"/>
+      <w:lvlText w:val=""/>
+      <w:lvlJc w:val="left"/>
+      <w:pPr>
+        <w:tabs>
+          <w:tab w:val="num" w:pos="720"/>
+        </w:tabs>
+        <w:ind w:left="720" w:hanging="360"/>
+      </w:pPr>
+      <w:rPr>
+        <w:rFonts w:ascii="Symbol" w:hAnsi="Symbol" w:hint="default"/>
+        <w:sz w:val="20"/>
+      </w:rPr>
+    </w:lvl>
+    <w:lvl w:ilvl="1" w:tentative="1">
+      <w:start w:val="1"/>
+      <w:numFmt w:val="bullet"/>
+      <w:lvlText w:val="o"/>
+      <w:lvlJc w:val="left"/>
+      <w:pPr>
+        <w:tabs>
+          <w:tab w:val="num" w:pos="1440"/>
+        </w:tabs>
+        <w:ind w:left="1440" w:hanging="360"/>
+      </w:pPr>
+      <w:rPr>
+        <w:rFonts w:ascii="Courier New" w:hAnsi="Courier New" w:hint="default"/>
+        <w:sz w:val="20"/>
+      </w:rPr>
+    </w:lvl>
+    <w:lvl w:ilvl="2" w:tentative="1">
+      <w:start w:val="1"/>
+      <w:numFmt w:val="bullet"/>
+      <w:lvlText w:val=""/>
+      <w:lvlJc w:val="left"/>
+      <w:pPr>
+        <w:tabs>
+          <w:tab w:val="num" w:pos="2160"/>
+        </w:tabs>
+        <w:ind w:left="2160" w:hanging="360"/>
+      </w:pPr>
+      <w:rPr>
+        <w:rFonts w:ascii="Wingdings" w:hAnsi="Wingdings" w:hint="default"/>
+        <w:sz w:val="20"/>
+      </w:rPr>
+    </w:lvl>
+    <w:lvl w:ilvl="3" w:tentative="1">
+      <w:start w:val="1"/>
+      <w:numFmt w:val="bullet"/>
+      <w:lvlText w:val=""/>
+      <w:lvlJc w:val="left"/>
+      <w:pPr>
+        <w:tabs>
+          <w:tab w:val="num" w:pos="2880"/>
+        </w:tabs>
+        <w:ind w:left="2880" w:hanging="360"/>
+      </w:pPr>
+      <w:rPr>
+        <w:rFonts w:ascii="Wingdings" w:hAnsi="Wingdings" w:hint="default"/>
+        <w:sz w:val="20"/>
+      </w:rPr>
+    </w:lvl>
+    <w:lvl w:ilvl="4" w:tentative="1">
+      <w:start w:val="1"/>
+      <w:numFmt w:val="bullet"/>
+      <w:lvlText w:val=""/>
+      <w:lvlJc w:val="left"/>
+      <w:pPr>
+        <w:tabs>
+          <w:tab w:val="num" w:pos="3600"/>
+        </w:tabs>
+        <w:ind w:left="3600" w:hanging="360"/>
+      </w:pPr>
+      <w:rPr>
+        <w:rFonts w:ascii="Wingdings" w:hAnsi="Wingdings" w:hint="default"/>
+        <w:sz w:val="20"/>
+      </w:rPr>
+    </w:lvl>
+    <w:lvl w:ilvl="5" w:tentative="1">
+      <w:start w:val="1"/>
+      <w:numFmt w:val="bullet"/>
+      <w:lvlText w:val=""/>
+      <w:lvlJc w:val="left"/>
+      <w:pPr>
+        <w:tabs>
+          <w:tab w:val="num" w:pos="4320"/>
+        </w:tabs>
+        <w:ind w:left="4320" w:hanging="360"/>
+      </w:pPr>
+      <w:rPr>
+        <w:rFonts w:ascii="Wingdings" w:hAnsi="Wingdings" w:hint="default"/>
+        <w:sz w:val="20"/>
+      </w:rPr>
+    </w:lvl>
+    <w:lvl w:ilvl="6" w:tentative="1">
+      <w:start w:val="1"/>
+      <w:numFmt w:val="bullet"/>
+      <w:lvlText w:val=""/>
+      <w:lvlJc w:val="left"/>
+      <w:pPr>
+        <w:tabs>
+          <w:tab w:val="num" w:pos="5040"/>
+        </w:tabs>
+        <w:ind w:left="5040" w:hanging="360"/>
+      </w:pPr>
+      <w:rPr>
+        <w:rFonts w:ascii="Wingdings" w:hAnsi="Wingdings" w:hint="default"/>
+        <w:sz w:val="20"/>
+      </w:rPr>
+    </w:lvl>
+    <w:lvl w:ilvl="7" w:tentative="1">
+      <w:start w:val="1"/>
+      <w:numFmt w:val="bullet"/>
+      <w:lvlText w:val=""/>
+      <w:lvlJc w:val="left"/>
+      <w:pPr>
+        <w:tabs>
+          <w:tab w:val="num" w:pos="5760"/>
+        </w:tabs>
+        <w:ind w:left="5760" w:hanging="360"/>
+      </w:pPr>
+      <w:rPr>
+        <w:rFonts w:ascii="Wingdings" w:hAnsi="Wingdings" w:hint="default"/>
+        <w:sz w:val="20"/>
+      </w:rPr>
+    </w:lvl>
+    <w:lvl w:ilvl="8" w:tentative="1">
+      <w:start w:val="1"/>
+      <w:numFmt w:val="bullet"/>
+      <w:lvlText w:val=""/>
+      <w:lvlJc w:val="left"/>
+      <w:pPr>
+        <w:tabs>
+          <w:tab w:val="num" w:pos="6480"/>
+        </w:tabs>
+        <w:ind w:left="6480" w:hanging="360"/>
+      </w:pPr>
+      <w:rPr>
+        <w:rFonts w:ascii="Wingdings" w:hAnsi="Wingdings" w:hint="default"/>
+        <w:sz w:val="20"/>
+      </w:rPr>
+    </w:lvl>
+  </w:abstractNum>
+  <w:abstractNum w:abstractNumId="23" w15:restartNumberingAfterBreak="0">
     <w:nsid w:val="69801383"/>
     <w:multiLevelType w:val="multilevel"/>
     <w:tmpl w:val="80968D1C"/>
@@ -2599,7 +4944,7 @@
       </w:rPr>
     </w:lvl>
   </w:abstractNum>
-  <w:abstractNum w:abstractNumId="10" w15:restartNumberingAfterBreak="0">
+  <w:abstractNum w:abstractNumId="24" w15:restartNumberingAfterBreak="0">
     <w:nsid w:val="72991ACD"/>
     <w:multiLevelType w:val="multilevel"/>
     <w:tmpl w:val="9EBE4F72"/>
@@ -2712,7 +5057,156 @@
       </w:pPr>
     </w:lvl>
   </w:abstractNum>
-  <w:abstractNum w:abstractNumId="11" w15:restartNumberingAfterBreak="0">
+  <w:abstractNum w:abstractNumId="25" w15:restartNumberingAfterBreak="0">
+    <w:nsid w:val="72B97F61"/>
+    <w:multiLevelType w:val="multilevel"/>
+    <w:tmpl w:val="E650301E"/>
+    <w:lvl w:ilvl="0">
+      <w:start w:val="1"/>
+      <w:numFmt w:val="bullet"/>
+      <w:lvlText w:val=""/>
+      <w:lvlJc w:val="left"/>
+      <w:pPr>
+        <w:tabs>
+          <w:tab w:val="num" w:pos="720"/>
+        </w:tabs>
+        <w:ind w:left="720" w:hanging="360"/>
+      </w:pPr>
+      <w:rPr>
+        <w:rFonts w:ascii="Symbol" w:hAnsi="Symbol" w:hint="default"/>
+        <w:sz w:val="20"/>
+      </w:rPr>
+    </w:lvl>
+    <w:lvl w:ilvl="1" w:tentative="1">
+      <w:start w:val="1"/>
+      <w:numFmt w:val="bullet"/>
+      <w:lvlText w:val="o"/>
+      <w:lvlJc w:val="left"/>
+      <w:pPr>
+        <w:tabs>
+          <w:tab w:val="num" w:pos="1440"/>
+        </w:tabs>
+        <w:ind w:left="1440" w:hanging="360"/>
+      </w:pPr>
+      <w:rPr>
+        <w:rFonts w:ascii="Courier New" w:hAnsi="Courier New" w:hint="default"/>
+        <w:sz w:val="20"/>
+      </w:rPr>
+    </w:lvl>
+    <w:lvl w:ilvl="2" w:tentative="1">
+      <w:start w:val="1"/>
+      <w:numFmt w:val="bullet"/>
+      <w:lvlText w:val=""/>
+      <w:lvlJc w:val="left"/>
+      <w:pPr>
+        <w:tabs>
+          <w:tab w:val="num" w:pos="2160"/>
+        </w:tabs>
+        <w:ind w:left="2160" w:hanging="360"/>
+      </w:pPr>
+      <w:rPr>
+        <w:rFonts w:ascii="Wingdings" w:hAnsi="Wingdings" w:hint="default"/>
+        <w:sz w:val="20"/>
+      </w:rPr>
+    </w:lvl>
+    <w:lvl w:ilvl="3" w:tentative="1">
+      <w:start w:val="1"/>
+      <w:numFmt w:val="bullet"/>
+      <w:lvlText w:val=""/>
+      <w:lvlJc w:val="left"/>
+      <w:pPr>
+        <w:tabs>
+          <w:tab w:val="num" w:pos="2880"/>
+        </w:tabs>
+        <w:ind w:left="2880" w:hanging="360"/>
+      </w:pPr>
+      <w:rPr>
+        <w:rFonts w:ascii="Wingdings" w:hAnsi="Wingdings" w:hint="default"/>
+        <w:sz w:val="20"/>
+      </w:rPr>
+    </w:lvl>
+    <w:lvl w:ilvl="4" w:tentative="1">
+      <w:start w:val="1"/>
+      <w:numFmt w:val="bullet"/>
+      <w:lvlText w:val=""/>
+      <w:lvlJc w:val="left"/>
+      <w:pPr>
+        <w:tabs>
+          <w:tab w:val="num" w:pos="3600"/>
+        </w:tabs>
+        <w:ind w:left="3600" w:hanging="360"/>
+      </w:pPr>
+      <w:rPr>
+        <w:rFonts w:ascii="Wingdings" w:hAnsi="Wingdings" w:hint="default"/>
+        <w:sz w:val="20"/>
+      </w:rPr>
+    </w:lvl>
+    <w:lvl w:ilvl="5" w:tentative="1">
+      <w:start w:val="1"/>
+      <w:numFmt w:val="bullet"/>
+      <w:lvlText w:val=""/>
+      <w:lvlJc w:val="left"/>
+      <w:pPr>
+        <w:tabs>
+          <w:tab w:val="num" w:pos="4320"/>
+        </w:tabs>
+        <w:ind w:left="4320" w:hanging="360"/>
+      </w:pPr>
+      <w:rPr>
+        <w:rFonts w:ascii="Wingdings" w:hAnsi="Wingdings" w:hint="default"/>
+        <w:sz w:val="20"/>
+      </w:rPr>
+    </w:lvl>
+    <w:lvl w:ilvl="6" w:tentative="1">
+      <w:start w:val="1"/>
+      <w:numFmt w:val="bullet"/>
+      <w:lvlText w:val=""/>
+      <w:lvlJc w:val="left"/>
+      <w:pPr>
+        <w:tabs>
+          <w:tab w:val="num" w:pos="5040"/>
+        </w:tabs>
+        <w:ind w:left="5040" w:hanging="360"/>
+      </w:pPr>
+      <w:rPr>
+        <w:rFonts w:ascii="Wingdings" w:hAnsi="Wingdings" w:hint="default"/>
+        <w:sz w:val="20"/>
+      </w:rPr>
+    </w:lvl>
+    <w:lvl w:ilvl="7" w:tentative="1">
+      <w:start w:val="1"/>
+      <w:numFmt w:val="bullet"/>
+      <w:lvlText w:val=""/>
+      <w:lvlJc w:val="left"/>
+      <w:pPr>
+        <w:tabs>
+          <w:tab w:val="num" w:pos="5760"/>
+        </w:tabs>
+        <w:ind w:left="5760" w:hanging="360"/>
+      </w:pPr>
+      <w:rPr>
+        <w:rFonts w:ascii="Wingdings" w:hAnsi="Wingdings" w:hint="default"/>
+        <w:sz w:val="20"/>
+      </w:rPr>
+    </w:lvl>
+    <w:lvl w:ilvl="8" w:tentative="1">
+      <w:start w:val="1"/>
+      <w:numFmt w:val="bullet"/>
+      <w:lvlText w:val=""/>
+      <w:lvlJc w:val="left"/>
+      <w:pPr>
+        <w:tabs>
+          <w:tab w:val="num" w:pos="6480"/>
+        </w:tabs>
+        <w:ind w:left="6480" w:hanging="360"/>
+      </w:pPr>
+      <w:rPr>
+        <w:rFonts w:ascii="Wingdings" w:hAnsi="Wingdings" w:hint="default"/>
+        <w:sz w:val="20"/>
+      </w:rPr>
+    </w:lvl>
+  </w:abstractNum>
+  <w:abstractNum w:abstractNumId="26" w15:restartNumberingAfterBreak="0">
     <w:nsid w:val="7A237493"/>
     <w:multiLevelType w:val="multilevel"/>
     <w:tmpl w:val="FE8CD550"/>
@@ -2862,46 +5356,91 @@
     </w:lvl>
   </w:abstractNum>
   <w:num w:numId="1" w16cid:durableId="1475367529">
-    <w:abstractNumId w:val="8"/>
+    <w:abstractNumId w:val="21"/>
   </w:num>
   <w:num w:numId="2" w16cid:durableId="1436972824">
-    <w:abstractNumId w:val="7"/>
+    <w:abstractNumId w:val="18"/>
   </w:num>
   <w:num w:numId="3" w16cid:durableId="1140881550">
-    <w:abstractNumId w:val="1"/>
+    <w:abstractNumId w:val="5"/>
   </w:num>
   <w:num w:numId="4" w16cid:durableId="1972327034">
-    <w:abstractNumId w:val="5"/>
+    <w:abstractNumId w:val="13"/>
   </w:num>
   <w:num w:numId="5" w16cid:durableId="2144999749">
-    <w:abstractNumId w:val="9"/>
+    <w:abstractNumId w:val="23"/>
   </w:num>
   <w:num w:numId="6" w16cid:durableId="1360353274">
-    <w:abstractNumId w:val="4"/>
+    <w:abstractNumId w:val="12"/>
   </w:num>
   <w:num w:numId="7" w16cid:durableId="1089161354">
     <w:abstractNumId w:val="0"/>
   </w:num>
   <w:num w:numId="8" w16cid:durableId="1527673740">
+    <w:abstractNumId w:val="7"/>
+  </w:num>
+  <w:num w:numId="9" w16cid:durableId="261686204">
+    <w:abstractNumId w:val="9"/>
+  </w:num>
+  <w:num w:numId="10" w16cid:durableId="165444205">
+    <w:abstractNumId w:val="26"/>
+  </w:num>
+  <w:num w:numId="11" w16cid:durableId="1461219798">
+    <w:abstractNumId w:val="14"/>
+  </w:num>
+  <w:num w:numId="12" w16cid:durableId="352263563">
+    <w:abstractNumId w:val="24"/>
+  </w:num>
+  <w:num w:numId="13" w16cid:durableId="77941657">
+    <w:abstractNumId w:val="20"/>
+  </w:num>
+  <w:num w:numId="14" w16cid:durableId="93483459">
+    <w:abstractNumId w:val="10"/>
+  </w:num>
+  <w:num w:numId="15" w16cid:durableId="498077708">
+    <w:abstractNumId w:val="1"/>
+  </w:num>
+  <w:num w:numId="16" w16cid:durableId="1522429445">
+    <w:abstractNumId w:val="17"/>
+  </w:num>
+  <w:num w:numId="17" w16cid:durableId="1999650348">
+    <w:abstractNumId w:val="3"/>
+  </w:num>
+  <w:num w:numId="18" w16cid:durableId="483549070">
+    <w:abstractNumId w:val="22"/>
+  </w:num>
+  <w:num w:numId="19" w16cid:durableId="443235970">
+    <w:abstractNumId w:val="8"/>
+  </w:num>
+  <w:num w:numId="20" w16cid:durableId="1314213444">
+    <w:abstractNumId w:val="15"/>
+  </w:num>
+  <w:num w:numId="21" w16cid:durableId="1171020355">
+    <w:abstractNumId w:val="19"/>
+  </w:num>
+  <w:num w:numId="22" w16cid:durableId="432484449">
+    <w:abstractNumId w:val="25"/>
+  </w:num>
+  <w:num w:numId="23" w16cid:durableId="1274631944">
+    <w:abstractNumId w:val="16"/>
+  </w:num>
+  <w:num w:numId="24" w16cid:durableId="2002614377">
+    <w:abstractNumId w:val="4"/>
+  </w:num>
+  <w:num w:numId="25" w16cid:durableId="1147938181">
     <w:abstractNumId w:val="2"/>
   </w:num>
-  <w:num w:numId="9" w16cid:durableId="261686204">
-    <w:abstractNumId w:val="3"/>
-  </w:num>
-  <w:num w:numId="10" w16cid:durableId="165444205">
-    <w:abstractNumId w:val="11"/>
-  </w:num>
-  <w:num w:numId="11" w16cid:durableId="1461219798">
+  <w:num w:numId="26" w16cid:durableId="126244753">
     <w:abstractNumId w:val="6"/>
   </w:num>
-  <w:num w:numId="12" w16cid:durableId="352263563">
-    <w:abstractNumId w:val="10"/>
+  <w:num w:numId="27" w16cid:durableId="971668626">
+    <w:abstractNumId w:val="11"/>
   </w:num>
 </w:numbering>
 </file>
 
 <file path=word/styles.xml><?xml version="1.0" encoding="utf-8"?>
-<w:styles xmlns:mc="http://schemas.openxmlformats.org/markup-compatibility/2006" xmlns:r="http://schemas.openxmlformats.org/officeDocument/2006/relationships" xmlns:w="http://schemas.openxmlformats.org/wordprocessingml/2006/main" xmlns:w14="http://schemas.microsoft.com/office/word/2010/wordml" xmlns:w15="http://schemas.microsoft.com/office/word/2012/wordml" xmlns:w16cex="http://schemas.microsoft.com/office/word/2018/wordml/cex" xmlns:w16cid="http://schemas.microsoft.com/office/word/2016/wordml/cid" xmlns:w16="http://schemas.microsoft.com/office/word/2018/wordml" xmlns:w16du="http://schemas.microsoft.com/office/word/2023/wordml/word16du" xmlns:w16sdtdh="http://schemas.microsoft.com/office/word/2020/wordml/sdtdatahash" xmlns:w16se="http://schemas.microsoft.com/office/word/2015/wordml/symex" mc:Ignorable="w14 w15 w16se w16cid w16 w16cex w16sdtdh w16du">
+<w:styles xmlns:mc="http://schemas.openxmlformats.org/markup-compatibility/2006" xmlns:r="http://schemas.openxmlformats.org/officeDocument/2006/relationships" xmlns:w="http://schemas.openxmlformats.org/wordprocessingml/2006/main" xmlns:w14="http://schemas.microsoft.com/office/word/2010/wordml" xmlns:w15="http://schemas.microsoft.com/office/word/2012/wordml" xmlns:w16cex="http://schemas.microsoft.com/office/word/2018/wordml/cex" xmlns:w16cid="http://schemas.microsoft.com/office/word/2016/wordml/cid" xmlns:w16="http://schemas.microsoft.com/office/word/2018/wordml" xmlns:w16sdtdh="http://schemas.microsoft.com/office/word/2020/wordml/sdtdatahash" xmlns:w16se="http://schemas.microsoft.com/office/word/2015/wordml/symex" mc:Ignorable="w14 w15 w16se w16cid w16 w16cex w16sdtdh">
   <w:docDefaults>
     <w:rPrDefault>
       <w:rPr>
@@ -3318,10 +5857,32 @@
       <w14:ligatures w14:val="none"/>
     </w:rPr>
   </w:style>
+  <w:style w:type="paragraph" w:styleId="Heading4">
+    <w:name w:val="heading 4"/>
+    <w:basedOn w:val="Normal"/>
+    <w:next w:val="Normal"/>
+    <w:link w:val="Heading4Char"/>
+    <w:uiPriority w:val="9"/>
+    <w:semiHidden/>
+    <w:unhideWhenUsed/>
+    <w:qFormat/>
+    <w:rsid w:val="00502494"/>
+    <w:pPr>
+      <w:keepNext/>
+      <w:keepLines/>
+      <w:spacing w:before="40"/>
+      <w:outlineLvl w:val="3"/>
+    </w:pPr>
+    <w:rPr>
+      <w:rFonts w:asciiTheme="majorHAnsi" w:eastAsiaTheme="majorEastAsia" w:hAnsiTheme="majorHAnsi" w:cstheme="majorBidi"/>
+      <w:i/>
+      <w:iCs/>
+      <w:color w:val="2F5496" w:themeColor="accent1" w:themeShade="BF"/>
+    </w:rPr>
+  </w:style>
   <w:style w:type="character" w:default="1" w:styleId="DefaultParagraphFont">
     <w:name w:val="Default Paragraph Font"/>
     <w:uiPriority w:val="1"/>
-    <w:semiHidden/>
     <w:unhideWhenUsed/>
   </w:style>
   <w:style w:type="table" w:default="1" w:styleId="TableNormal">
@@ -3365,7 +5926,6 @@
     <w:name w:val="Normal (Web)"/>
     <w:basedOn w:val="Normal"/>
     <w:uiPriority w:val="99"/>
-    <w:semiHidden/>
     <w:unhideWhenUsed/>
     <w:rsid w:val="00C01673"/>
     <w:pPr>
@@ -3400,6 +5960,83 @@
       <w:sz w:val="20"/>
       <w:szCs w:val="20"/>
     </w:rPr>
+  </w:style>
+  <w:style w:type="character" w:customStyle="1" w:styleId="Heading4Char">
+    <w:name w:val="Heading 4 Char"/>
+    <w:basedOn w:val="DefaultParagraphFont"/>
+    <w:link w:val="Heading4"/>
+    <w:uiPriority w:val="9"/>
+    <w:semiHidden/>
+    <w:rsid w:val="00502494"/>
+    <w:rPr>
+      <w:rFonts w:asciiTheme="majorHAnsi" w:eastAsiaTheme="majorEastAsia" w:hAnsiTheme="majorHAnsi" w:cstheme="majorBidi"/>
+      <w:i/>
+      <w:iCs/>
+      <w:color w:val="2F5496" w:themeColor="accent1" w:themeShade="BF"/>
+    </w:rPr>
+  </w:style>
+  <w:style w:type="paragraph" w:styleId="HTMLPreformatted">
+    <w:name w:val="HTML Preformatted"/>
+    <w:basedOn w:val="Normal"/>
+    <w:link w:val="HTMLPreformattedChar"/>
+    <w:uiPriority w:val="99"/>
+    <w:semiHidden/>
+    <w:unhideWhenUsed/>
+    <w:rsid w:val="00502494"/>
+    <w:pPr>
+      <w:tabs>
+        <w:tab w:val="left" w:pos="916"/>
+        <w:tab w:val="left" w:pos="1832"/>
+        <w:tab w:val="left" w:pos="2748"/>
+        <w:tab w:val="left" w:pos="3664"/>
+        <w:tab w:val="left" w:pos="4580"/>
+        <w:tab w:val="left" w:pos="5496"/>
+        <w:tab w:val="left" w:pos="6412"/>
+        <w:tab w:val="left" w:pos="7328"/>
+        <w:tab w:val="left" w:pos="8244"/>
+        <w:tab w:val="left" w:pos="9160"/>
+        <w:tab w:val="left" w:pos="10076"/>
+        <w:tab w:val="left" w:pos="10992"/>
+        <w:tab w:val="left" w:pos="11908"/>
+        <w:tab w:val="left" w:pos="12824"/>
+        <w:tab w:val="left" w:pos="13740"/>
+        <w:tab w:val="left" w:pos="14656"/>
+      </w:tabs>
+    </w:pPr>
+    <w:rPr>
+      <w:rFonts w:ascii="Courier New" w:eastAsia="Times New Roman" w:hAnsi="Courier New" w:cs="Courier New"/>
+      <w:kern w:val="0"/>
+      <w:sz w:val="20"/>
+      <w:szCs w:val="20"/>
+      <w:lang w:val="en-VN"/>
+      <w14:ligatures w14:val="none"/>
+    </w:rPr>
+  </w:style>
+  <w:style w:type="character" w:customStyle="1" w:styleId="HTMLPreformattedChar">
+    <w:name w:val="HTML Preformatted Char"/>
+    <w:basedOn w:val="DefaultParagraphFont"/>
+    <w:link w:val="HTMLPreformatted"/>
+    <w:uiPriority w:val="99"/>
+    <w:semiHidden/>
+    <w:rsid w:val="00502494"/>
+    <w:rPr>
+      <w:rFonts w:ascii="Courier New" w:eastAsia="Times New Roman" w:hAnsi="Courier New" w:cs="Courier New"/>
+      <w:kern w:val="0"/>
+      <w:sz w:val="20"/>
+      <w:szCs w:val="20"/>
+      <w:lang w:val="en-VN"/>
+      <w14:ligatures w14:val="none"/>
+    </w:rPr>
+  </w:style>
+  <w:style w:type="character" w:customStyle="1" w:styleId="hljs-attr">
+    <w:name w:val="hljs-attr"/>
+    <w:basedOn w:val="DefaultParagraphFont"/>
+    <w:rsid w:val="00502494"/>
+  </w:style>
+  <w:style w:type="character" w:customStyle="1" w:styleId="hljs-comment">
+    <w:name w:val="hljs-comment"/>
+    <w:basedOn w:val="DefaultParagraphFont"/>
+    <w:rsid w:val="00502494"/>
   </w:style>
 </w:styles>
 </file>
